--- a/public/CinaTech_Client_Onboarding_Template.docx
+++ b/public/CinaTech_Client_Onboarding_Template.docx
@@ -4,122 +4,3116 @@
   <w:body>
     <w:p>
       <w:pPr>
-        <w:pStyle w:val="Heading1"/>
-      </w:pPr>
-      <w:r>
-        <w:t xml:space="preserve">CINATECH CLIENT ONBOARDING TEMPLATE</w:t>
-      </w:r>
-    </w:p>
-    <w:p>
-      <w:r>
-        <w:rPr>
-          <w:i/>
-          <w:iCs/>
-        </w:rPr>
-        <w:t xml:space="preserve">Please fill out the following fields with as much detail as your client provided. Email the completed form to joseph@cinatech.ai for your free analysis.</w:t>
-      </w:r>
-    </w:p>
-    <w:p/>
-    <w:p>
-      <w:pPr>
-        <w:pStyle w:val="Heading2"/>
-      </w:pPr>
-      <w:r>
-        <w:t xml:space="preserve">1. Client / Brand Name:</w:t>
-      </w:r>
-    </w:p>
-    <w:p>
-      <w:r>
-        <w:t xml:space="preserve">[Enter name here]
-</w:t>
-      </w:r>
-    </w:p>
-    <w:p>
-      <w:pPr>
-        <w:pStyle w:val="Heading2"/>
-      </w:pPr>
-      <w:r>
-        <w:t xml:space="preserve">2. Industry / Niche:</w:t>
-      </w:r>
-    </w:p>
-    <w:p>
-      <w:r>
-        <w:t xml:space="preserve">[Enter industry here]
-</w:t>
-      </w:r>
-    </w:p>
-    <w:p>
-      <w:pPr>
-        <w:pStyle w:val="Heading2"/>
-      </w:pPr>
-      <w:r>
-        <w:t xml:space="preserve">3. Target Audience:</w:t>
-      </w:r>
-    </w:p>
-    <w:p>
-      <w:r>
-        <w:t xml:space="preserve">[Enter primary demographics here]
-</w:t>
-      </w:r>
-    </w:p>
-    <w:p>
-      <w:pPr>
-        <w:pStyle w:val="Heading2"/>
-      </w:pPr>
-      <w:r>
-        <w:t xml:space="preserve">4. Current Core Challenges:</w:t>
-      </w:r>
-    </w:p>
-    <w:p>
-      <w:r>
-        <w:t xml:space="preserve">[Enter main problems they face]
-</w:t>
-      </w:r>
-    </w:p>
-    <w:p>
-      <w:pPr>
-        <w:pStyle w:val="Heading2"/>
-      </w:pPr>
-      <w:r>
-        <w:t xml:space="preserve">5. Main Competitors:</w:t>
-      </w:r>
-    </w:p>
-    <w:p>
-      <w:r>
-        <w:t xml:space="preserve">[Enter 2-5 competitors]
-</w:t>
-      </w:r>
-    </w:p>
-    <w:p>
-      <w:pPr>
-        <w:pStyle w:val="Heading2"/>
-      </w:pPr>
-      <w:r>
-        <w:t xml:space="preserve">6. Core Value Proposition / Messaging:</w:t>
-      </w:r>
-    </w:p>
-    <w:p>
-      <w:r>
-        <w:t xml:space="preserve">[Enter how they pitch their product today]
-</w:t>
-      </w:r>
-    </w:p>
-    <w:p>
-      <w:pPr>
-        <w:pStyle w:val="Heading2"/>
-      </w:pPr>
-      <w:r>
-        <w:t xml:space="preserve">7. Specific Goals for this Quarter/Year:</w:t>
-      </w:r>
-    </w:p>
-    <w:p>
-      <w:r>
-        <w:t xml:space="preserve">[Enter the objectives they explicitly shared]
-</w:t>
-      </w:r>
+        <w:spacing w:after="1200" w:before="0"/>
+      </w:pPr>
+    </w:p>
+    <w:p>
+      <w:pPr>
+        <w:spacing w:after="160" w:before="0"/>
+        <w:jc w:val="center"/>
+      </w:pPr>
+      <w:r>
+        <w:rPr>
+          <w:rFonts w:ascii="Arial" w:cs="Arial" w:eastAsia="Arial" w:hAnsi="Arial"/>
+          <w:b/>
+          <w:bCs/>
+          <w:color w:val="1F4E79"/>
+          <w:sz w:val="72"/>
+          <w:szCs w:val="72"/>
+        </w:rPr>
+        <w:t xml:space="preserve">CINATECH</w:t>
+      </w:r>
+    </w:p>
+    <w:p>
+      <w:pPr>
+        <w:spacing w:after="320" w:before="0"/>
+        <w:jc w:val="center"/>
+      </w:pPr>
+      <w:r>
+        <w:rPr>
+          <w:rFonts w:ascii="Arial" w:cs="Arial" w:eastAsia="Arial" w:hAnsi="Arial"/>
+          <w:color w:val="2E74B5"/>
+          <w:sz w:val="40"/>
+          <w:szCs w:val="40"/>
+        </w:rPr>
+        <w:t xml:space="preserve">Strategic Client Onboarding Questionnaire</w:t>
+      </w:r>
+    </w:p>
+    <w:p>
+      <w:pPr>
+        <w:pBdr>
+          <w:bottom w:val="single" w:color="2E74B5" w:sz="6" w:space="4"/>
+        </w:pBdr>
+        <w:spacing w:after="480" w:before="0"/>
+        <w:jc w:val="center"/>
+      </w:pPr>
+      <w:r>
+        <w:rPr>
+          <w:rFonts w:ascii="Arial" w:cs="Arial" w:eastAsia="Arial" w:hAnsi="Arial"/>
+          <w:i/>
+          <w:iCs/>
+          <w:color w:val="595959"/>
+          <w:sz w:val="22"/>
+          <w:szCs w:val="22"/>
+        </w:rPr>
+        <w:t xml:space="preserve">Complete all 23 questions before submitting.</w:t>
+      </w:r>
+    </w:p>
+    <w:p>
+      <w:pPr>
+        <w:spacing w:after="120" w:before="0"/>
+      </w:pPr>
+      <w:r>
+        <w:rPr>
+          <w:rFonts w:ascii="Arial" w:cs="Arial" w:eastAsia="Arial" w:hAnsi="Arial"/>
+          <w:b/>
+          <w:bCs/>
+          <w:color w:val="1F4E79"/>
+          <w:sz w:val="24"/>
+          <w:szCs w:val="24"/>
+        </w:rPr>
+        <w:t xml:space="preserve">How to use this document</w:t>
+      </w:r>
+    </w:p>
+    <w:p>
+      <w:pPr>
+        <w:spacing w:after="480" w:before="0"/>
+      </w:pPr>
+      <w:r>
+        <w:rPr>
+          <w:rFonts w:ascii="Arial" w:cs="Arial" w:eastAsia="Arial" w:hAnsi="Arial"/>
+          <w:sz w:val="22"/>
+          <w:szCs w:val="22"/>
+        </w:rPr>
+        <w:t xml:space="preserve">Please fill out the following fields with as much detail as your client provided. Every response field is marked with a shaded box — type directly into it. </w:t>
+      </w:r>
+      <w:r>
+        <w:rPr>
+          <w:rFonts w:ascii="Arial" w:cs="Arial" w:eastAsia="Arial" w:hAnsi="Arial"/>
+          <w:i/>
+          <w:iCs/>
+          <w:color w:val="595959"/>
+          <w:sz w:val="22"/>
+          <w:szCs w:val="22"/>
+        </w:rPr>
+        <w:t xml:space="preserve">Guidance notes</w:t>
+      </w:r>
+      <w:r>
+        <w:rPr>
+          <w:rFonts w:ascii="Arial" w:cs="Arial" w:eastAsia="Arial" w:hAnsi="Arial"/>
+          <w:sz w:val="22"/>
+          <w:szCs w:val="22"/>
+        </w:rPr>
+        <w:t xml:space="preserve"> beneath each question explain what to include. Submit the completed document to </w:t>
+      </w:r>
+      <w:r>
+        <w:rPr>
+          <w:rFonts w:ascii="Arial" w:cs="Arial" w:eastAsia="Arial" w:hAnsi="Arial"/>
+          <w:b/>
+          <w:bCs/>
+          <w:color w:val="2E74B5"/>
+          <w:sz w:val="22"/>
+          <w:szCs w:val="22"/>
+        </w:rPr>
+        <w:t xml:space="preserve">joseph@cinatech.ai</w:t>
+      </w:r>
+      <w:r>
+        <w:rPr>
+          <w:rFonts w:ascii="Arial" w:cs="Arial" w:eastAsia="Arial" w:hAnsi="Arial"/>
+          <w:sz w:val="22"/>
+          <w:szCs w:val="22"/>
+        </w:rPr>
+        <w:t xml:space="preserve"> for your free analysis.</w:t>
+      </w:r>
+    </w:p>
+    <w:p>
+      <w:pPr>
+        <w:pBdr>
+          <w:bottom w:val="single" w:color="2E74B5" w:sz="8" w:space="4"/>
+        </w:pBdr>
+        <w:spacing w:after="200" w:before="480"/>
+      </w:pPr>
+      <w:r>
+        <w:rPr>
+          <w:rFonts w:ascii="Arial" w:cs="Arial" w:eastAsia="Arial" w:hAnsi="Arial"/>
+          <w:b/>
+          <w:bCs/>
+          <w:caps/>
+          <w:color w:val="1F4E79"/>
+          <w:sz w:val="28"/>
+          <w:szCs w:val="28"/>
+        </w:rPr>
+        <w:t xml:space="preserve">PILLAR 1  —  COMPETITIVE POSITIONING AND DIFFERENTIATION</w:t>
+      </w:r>
+    </w:p>
+    <w:p>
+      <w:pPr>
+        <w:spacing w:after="80" w:before="280"/>
+      </w:pPr>
+      <w:r>
+        <w:rPr>
+          <w:rFonts w:ascii="Arial" w:cs="Arial" w:eastAsia="Arial" w:hAnsi="Arial"/>
+          <w:b/>
+          <w:bCs/>
+          <w:color w:val="2E74B5"/>
+          <w:sz w:val="24"/>
+          <w:szCs w:val="24"/>
+        </w:rPr>
+        <w:t xml:space="preserve">P1.Q1  </w:t>
+      </w:r>
+      <w:r>
+        <w:rPr>
+          <w:rFonts w:ascii="Arial" w:cs="Arial" w:eastAsia="Arial" w:hAnsi="Arial"/>
+          <w:b/>
+          <w:bCs/>
+          <w:color w:val="000000"/>
+          <w:sz w:val="24"/>
+          <w:szCs w:val="24"/>
+        </w:rPr>
+        <w:t xml:space="preserve">Who are your top 3 competitors and how do clients typically compare you to them?</w:t>
+      </w:r>
+    </w:p>
+    <w:p>
+      <w:pPr>
+        <w:spacing w:after="100" w:before="0"/>
+      </w:pPr>
+      <w:r>
+        <w:rPr>
+          <w:rFonts w:ascii="Arial" w:cs="Arial" w:eastAsia="Arial" w:hAnsi="Arial"/>
+          <w:b/>
+          <w:bCs/>
+          <w:i/>
+          <w:iCs/>
+          <w:color w:val="595959"/>
+          <w:sz w:val="20"/>
+          <w:szCs w:val="20"/>
+        </w:rPr>
+        <w:t xml:space="preserve">Guidance:  </w:t>
+      </w:r>
+      <w:r>
+        <w:rPr>
+          <w:rFonts w:ascii="Arial" w:cs="Arial" w:eastAsia="Arial" w:hAnsi="Arial"/>
+          <w:i/>
+          <w:iCs/>
+          <w:color w:val="595959"/>
+          <w:sz w:val="20"/>
+          <w:szCs w:val="20"/>
+        </w:rPr>
+        <w:t xml:space="preserve">Name them directly. Note how prospects frame the comparison — price, quality, specialisation, speed, or reputation.</w:t>
+      </w:r>
+    </w:p>
+    <w:tbl>
+      <w:tblPr>
+        <w:tblW w:type="dxa" w:w="9360"/>
+        <w:tblBorders>
+          <w:top w:val="single" w:color="auto" w:sz="4"/>
+          <w:left w:val="single" w:color="auto" w:sz="4"/>
+          <w:bottom w:val="single" w:color="auto" w:sz="4"/>
+          <w:right w:val="single" w:color="auto" w:sz="4"/>
+          <w:insideH w:val="single" w:color="auto" w:sz="4"/>
+          <w:insideV w:val="single" w:color="auto" w:sz="4"/>
+        </w:tblBorders>
+      </w:tblPr>
+      <w:tblGrid>
+        <w:gridCol w:w="9360"/>
+      </w:tblGrid>
+      <w:tr>
+        <w:tc>
+          <w:tcPr>
+            <w:tcW w:type="dxa" w:w="9360"/>
+            <w:shd w:fill="F2F2F2" w:color="auto" w:val="clear"/>
+            <w:tcMar>
+              <w:top w:type="dxa" w:w="80"/>
+              <w:left w:type="dxa" w:w="120"/>
+              <w:bottom w:type="dxa" w:w="80"/>
+              <w:right w:type="dxa" w:w="120"/>
+            </w:tcMar>
+          </w:tcPr>
+          <w:p>
+            <w:pPr>
+              <w:spacing w:after="0" w:before="0"/>
+            </w:pPr>
+            <w:r>
+              <w:rPr>
+                <w:rFonts w:ascii="Arial" w:cs="Arial" w:eastAsia="Arial" w:hAnsi="Arial"/>
+                <w:i/>
+                <w:iCs/>
+                <w:color w:val="A6A6A6"/>
+                <w:sz w:val="22"/>
+                <w:szCs w:val="22"/>
+              </w:rPr>
+              <w:t xml:space="preserve">List competitors and how prospects compare you to them</w:t>
+            </w:r>
+          </w:p>
+          <w:p>
+            <w:pPr>
+              <w:spacing w:after="0" w:before="0"/>
+            </w:pPr>
+          </w:p>
+          <w:p>
+            <w:pPr>
+              <w:spacing w:after="0" w:before="0"/>
+            </w:pPr>
+          </w:p>
+          <w:p>
+            <w:pPr>
+              <w:spacing w:after="240" w:before="0"/>
+            </w:pPr>
+          </w:p>
+        </w:tc>
+      </w:tr>
+    </w:tbl>
+    <w:p>
+      <w:pPr>
+        <w:spacing w:after="160" w:before="0"/>
+      </w:pPr>
+    </w:p>
+    <w:p>
+      <w:pPr>
+        <w:spacing w:after="80" w:before="280"/>
+      </w:pPr>
+      <w:r>
+        <w:rPr>
+          <w:rFonts w:ascii="Arial" w:cs="Arial" w:eastAsia="Arial" w:hAnsi="Arial"/>
+          <w:b/>
+          <w:bCs/>
+          <w:color w:val="2E74B5"/>
+          <w:sz w:val="24"/>
+          <w:szCs w:val="24"/>
+        </w:rPr>
+        <w:t xml:space="preserve">P1.Q2  </w:t>
+      </w:r>
+      <w:r>
+        <w:rPr>
+          <w:rFonts w:ascii="Arial" w:cs="Arial" w:eastAsia="Arial" w:hAnsi="Arial"/>
+          <w:b/>
+          <w:bCs/>
+          <w:color w:val="000000"/>
+          <w:sz w:val="24"/>
+          <w:szCs w:val="24"/>
+        </w:rPr>
+        <w:t xml:space="preserve">What is your primary point of differentiation? (price, quality, specialisation, speed, or results guarantee)</w:t>
+      </w:r>
+    </w:p>
+    <w:p>
+      <w:pPr>
+        <w:spacing w:after="100" w:before="0"/>
+      </w:pPr>
+      <w:r>
+        <w:rPr>
+          <w:rFonts w:ascii="Arial" w:cs="Arial" w:eastAsia="Arial" w:hAnsi="Arial"/>
+          <w:b/>
+          <w:bCs/>
+          <w:i/>
+          <w:iCs/>
+          <w:color w:val="595959"/>
+          <w:sz w:val="20"/>
+          <w:szCs w:val="20"/>
+        </w:rPr>
+        <w:t xml:space="preserve">Guidance:  </w:t>
+      </w:r>
+      <w:r>
+        <w:rPr>
+          <w:rFonts w:ascii="Arial" w:cs="Arial" w:eastAsia="Arial" w:hAnsi="Arial"/>
+          <w:i/>
+          <w:iCs/>
+          <w:color w:val="595959"/>
+          <w:sz w:val="20"/>
+          <w:szCs w:val="20"/>
+        </w:rPr>
+        <w:t xml:space="preserve">Choose one main differentiator and explain it briefly. What would a client say if asked why they chose you over a competitor?</w:t>
+      </w:r>
+    </w:p>
+    <w:tbl>
+      <w:tblPr>
+        <w:tblW w:type="dxa" w:w="9360"/>
+        <w:tblBorders>
+          <w:top w:val="single" w:color="auto" w:sz="4"/>
+          <w:left w:val="single" w:color="auto" w:sz="4"/>
+          <w:bottom w:val="single" w:color="auto" w:sz="4"/>
+          <w:right w:val="single" w:color="auto" w:sz="4"/>
+          <w:insideH w:val="single" w:color="auto" w:sz="4"/>
+          <w:insideV w:val="single" w:color="auto" w:sz="4"/>
+        </w:tblBorders>
+      </w:tblPr>
+      <w:tblGrid>
+        <w:gridCol w:w="9360"/>
+      </w:tblGrid>
+      <w:tr>
+        <w:tc>
+          <w:tcPr>
+            <w:tcW w:type="dxa" w:w="9360"/>
+            <w:shd w:fill="F2F2F2" w:color="auto" w:val="clear"/>
+            <w:tcMar>
+              <w:top w:type="dxa" w:w="80"/>
+              <w:left w:type="dxa" w:w="120"/>
+              <w:bottom w:type="dxa" w:w="80"/>
+              <w:right w:type="dxa" w:w="120"/>
+            </w:tcMar>
+          </w:tcPr>
+          <w:p>
+            <w:pPr>
+              <w:spacing w:after="0" w:before="0"/>
+            </w:pPr>
+            <w:r>
+              <w:rPr>
+                <w:rFonts w:ascii="Arial" w:cs="Arial" w:eastAsia="Arial" w:hAnsi="Arial"/>
+                <w:i/>
+                <w:iCs/>
+                <w:color w:val="A6A6A6"/>
+                <w:sz w:val="22"/>
+                <w:szCs w:val="22"/>
+              </w:rPr>
+              <w:t xml:space="preserve">Describe your primary differentiator and why clients choose you</w:t>
+            </w:r>
+          </w:p>
+          <w:p>
+            <w:pPr>
+              <w:spacing w:after="0" w:before="0"/>
+            </w:pPr>
+          </w:p>
+          <w:p>
+            <w:pPr>
+              <w:spacing w:after="0" w:before="0"/>
+            </w:pPr>
+          </w:p>
+          <w:p>
+            <w:pPr>
+              <w:spacing w:after="240" w:before="0"/>
+            </w:pPr>
+          </w:p>
+        </w:tc>
+      </w:tr>
+    </w:tbl>
+    <w:p>
+      <w:pPr>
+        <w:spacing w:after="160" w:before="0"/>
+      </w:pPr>
+    </w:p>
+    <w:p>
+      <w:pPr>
+        <w:spacing w:after="80" w:before="280"/>
+      </w:pPr>
+      <w:r>
+        <w:rPr>
+          <w:rFonts w:ascii="Arial" w:cs="Arial" w:eastAsia="Arial" w:hAnsi="Arial"/>
+          <w:b/>
+          <w:bCs/>
+          <w:color w:val="2E74B5"/>
+          <w:sz w:val="24"/>
+          <w:szCs w:val="24"/>
+        </w:rPr>
+        <w:t xml:space="preserve">P1.Q3  </w:t>
+      </w:r>
+      <w:r>
+        <w:rPr>
+          <w:rFonts w:ascii="Arial" w:cs="Arial" w:eastAsia="Arial" w:hAnsi="Arial"/>
+          <w:b/>
+          <w:bCs/>
+          <w:color w:val="000000"/>
+          <w:sz w:val="24"/>
+          <w:szCs w:val="24"/>
+        </w:rPr>
+        <w:t xml:space="preserve">What do competitors offer that you currently do not?</w:t>
+      </w:r>
+    </w:p>
+    <w:p>
+      <w:pPr>
+        <w:spacing w:after="100" w:before="0"/>
+      </w:pPr>
+      <w:r>
+        <w:rPr>
+          <w:rFonts w:ascii="Arial" w:cs="Arial" w:eastAsia="Arial" w:hAnsi="Arial"/>
+          <w:b/>
+          <w:bCs/>
+          <w:i/>
+          <w:iCs/>
+          <w:color w:val="595959"/>
+          <w:sz w:val="20"/>
+          <w:szCs w:val="20"/>
+        </w:rPr>
+        <w:t xml:space="preserve">Guidance:  </w:t>
+      </w:r>
+      <w:r>
+        <w:rPr>
+          <w:rFonts w:ascii="Arial" w:cs="Arial" w:eastAsia="Arial" w:hAnsi="Arial"/>
+          <w:i/>
+          <w:iCs/>
+          <w:color w:val="595959"/>
+          <w:sz w:val="20"/>
+          <w:szCs w:val="20"/>
+        </w:rPr>
+        <w:t xml:space="preserve">Be honest. This is not a weakness to hide — it is intelligence the agency needs to give you accurate strategic advice.</w:t>
+      </w:r>
+    </w:p>
+    <w:tbl>
+      <w:tblPr>
+        <w:tblW w:type="dxa" w:w="9360"/>
+        <w:tblBorders>
+          <w:top w:val="single" w:color="auto" w:sz="4"/>
+          <w:left w:val="single" w:color="auto" w:sz="4"/>
+          <w:bottom w:val="single" w:color="auto" w:sz="4"/>
+          <w:right w:val="single" w:color="auto" w:sz="4"/>
+          <w:insideH w:val="single" w:color="auto" w:sz="4"/>
+          <w:insideV w:val="single" w:color="auto" w:sz="4"/>
+        </w:tblBorders>
+      </w:tblPr>
+      <w:tblGrid>
+        <w:gridCol w:w="9360"/>
+      </w:tblGrid>
+      <w:tr>
+        <w:tc>
+          <w:tcPr>
+            <w:tcW w:type="dxa" w:w="9360"/>
+            <w:shd w:fill="F2F2F2" w:color="auto" w:val="clear"/>
+            <w:tcMar>
+              <w:top w:type="dxa" w:w="80"/>
+              <w:left w:type="dxa" w:w="120"/>
+              <w:bottom w:type="dxa" w:w="80"/>
+              <w:right w:type="dxa" w:w="120"/>
+            </w:tcMar>
+          </w:tcPr>
+          <w:p>
+            <w:pPr>
+              <w:spacing w:after="0" w:before="0"/>
+            </w:pPr>
+            <w:r>
+              <w:rPr>
+                <w:rFonts w:ascii="Arial" w:cs="Arial" w:eastAsia="Arial" w:hAnsi="Arial"/>
+                <w:i/>
+                <w:iCs/>
+                <w:color w:val="A6A6A6"/>
+                <w:sz w:val="22"/>
+                <w:szCs w:val="22"/>
+              </w:rPr>
+              <w:t xml:space="preserve">List gaps honestly — services, reach, pricing, technology, etc.</w:t>
+            </w:r>
+          </w:p>
+          <w:p>
+            <w:pPr>
+              <w:spacing w:after="0" w:before="0"/>
+            </w:pPr>
+          </w:p>
+          <w:p>
+            <w:pPr>
+              <w:spacing w:after="0" w:before="0"/>
+            </w:pPr>
+          </w:p>
+          <w:p>
+            <w:pPr>
+              <w:spacing w:after="240" w:before="0"/>
+            </w:pPr>
+          </w:p>
+        </w:tc>
+      </w:tr>
+    </w:tbl>
+    <w:p>
+      <w:pPr>
+        <w:spacing w:after="160" w:before="0"/>
+      </w:pPr>
+    </w:p>
+    <w:p>
+      <w:pPr>
+        <w:pBdr>
+          <w:bottom w:val="single" w:color="2E74B5" w:sz="8" w:space="4"/>
+        </w:pBdr>
+        <w:spacing w:after="200" w:before="480"/>
+      </w:pPr>
+      <w:r>
+        <w:rPr>
+          <w:rFonts w:ascii="Arial" w:cs="Arial" w:eastAsia="Arial" w:hAnsi="Arial"/>
+          <w:b/>
+          <w:bCs/>
+          <w:caps/>
+          <w:color w:val="1F4E79"/>
+          <w:sz w:val="28"/>
+          <w:szCs w:val="28"/>
+        </w:rPr>
+        <w:t xml:space="preserve">PILLAR 2  —  TARGET MARKET DEFINITION AND IDEAL CLIENT PROFILE</w:t>
+      </w:r>
+    </w:p>
+    <w:p>
+      <w:pPr>
+        <w:spacing w:after="80" w:before="280"/>
+      </w:pPr>
+      <w:r>
+        <w:rPr>
+          <w:rFonts w:ascii="Arial" w:cs="Arial" w:eastAsia="Arial" w:hAnsi="Arial"/>
+          <w:b/>
+          <w:bCs/>
+          <w:color w:val="2E74B5"/>
+          <w:sz w:val="24"/>
+          <w:szCs w:val="24"/>
+        </w:rPr>
+        <w:t xml:space="preserve">P2.Q1  </w:t>
+      </w:r>
+      <w:r>
+        <w:rPr>
+          <w:rFonts w:ascii="Arial" w:cs="Arial" w:eastAsia="Arial" w:hAnsi="Arial"/>
+          <w:b/>
+          <w:bCs/>
+          <w:color w:val="000000"/>
+          <w:sz w:val="24"/>
+          <w:szCs w:val="24"/>
+        </w:rPr>
+        <w:t xml:space="preserve">Describe your ideal client — industry, company size, geography, and decision-maker role.</w:t>
+      </w:r>
+    </w:p>
+    <w:p>
+      <w:pPr>
+        <w:spacing w:after="100" w:before="0"/>
+      </w:pPr>
+      <w:r>
+        <w:rPr>
+          <w:rFonts w:ascii="Arial" w:cs="Arial" w:eastAsia="Arial" w:hAnsi="Arial"/>
+          <w:b/>
+          <w:bCs/>
+          <w:i/>
+          <w:iCs/>
+          <w:color w:val="595959"/>
+          <w:sz w:val="20"/>
+          <w:szCs w:val="20"/>
+        </w:rPr>
+        <w:t xml:space="preserve">Guidance:  </w:t>
+      </w:r>
+      <w:r>
+        <w:rPr>
+          <w:rFonts w:ascii="Arial" w:cs="Arial" w:eastAsia="Arial" w:hAnsi="Arial"/>
+          <w:i/>
+          <w:iCs/>
+          <w:color w:val="595959"/>
+          <w:sz w:val="20"/>
+          <w:szCs w:val="20"/>
+        </w:rPr>
+        <w:t xml:space="preserve">Be specific. ‘SMEs in the UK’ is not enough. Example: ‘Owner-operated aesthetics clinics in England, 2–10 staff, decision-maker is the clinic owner directly.’</w:t>
+      </w:r>
+    </w:p>
+    <w:tbl>
+      <w:tblPr>
+        <w:tblW w:type="dxa" w:w="9360"/>
+        <w:tblBorders>
+          <w:top w:val="single" w:color="auto" w:sz="4"/>
+          <w:left w:val="single" w:color="auto" w:sz="4"/>
+          <w:bottom w:val="single" w:color="auto" w:sz="4"/>
+          <w:right w:val="single" w:color="auto" w:sz="4"/>
+          <w:insideH w:val="single" w:color="auto" w:sz="4"/>
+          <w:insideV w:val="single" w:color="auto" w:sz="4"/>
+        </w:tblBorders>
+      </w:tblPr>
+      <w:tblGrid>
+        <w:gridCol w:w="9360"/>
+      </w:tblGrid>
+      <w:tr>
+        <w:tc>
+          <w:tcPr>
+            <w:tcW w:type="dxa" w:w="9360"/>
+            <w:shd w:fill="F2F2F2" w:color="auto" w:val="clear"/>
+            <w:tcMar>
+              <w:top w:type="dxa" w:w="80"/>
+              <w:left w:type="dxa" w:w="120"/>
+              <w:bottom w:type="dxa" w:w="80"/>
+              <w:right w:type="dxa" w:w="120"/>
+            </w:tcMar>
+          </w:tcPr>
+          <w:p>
+            <w:pPr>
+              <w:spacing w:after="0" w:before="0"/>
+            </w:pPr>
+            <w:r>
+              <w:rPr>
+                <w:rFonts w:ascii="Arial" w:cs="Arial" w:eastAsia="Arial" w:hAnsi="Arial"/>
+                <w:i/>
+                <w:iCs/>
+                <w:color w:val="A6A6A6"/>
+                <w:sz w:val="22"/>
+                <w:szCs w:val="22"/>
+              </w:rPr>
+              <w:t xml:space="preserve">Industry / company size / geography / decision-maker role</w:t>
+            </w:r>
+          </w:p>
+          <w:p>
+            <w:pPr>
+              <w:spacing w:after="0" w:before="0"/>
+            </w:pPr>
+          </w:p>
+          <w:p>
+            <w:pPr>
+              <w:spacing w:after="0" w:before="0"/>
+            </w:pPr>
+          </w:p>
+          <w:p>
+            <w:pPr>
+              <w:spacing w:after="240" w:before="0"/>
+            </w:pPr>
+          </w:p>
+        </w:tc>
+      </w:tr>
+    </w:tbl>
+    <w:p>
+      <w:pPr>
+        <w:spacing w:after="160" w:before="0"/>
+      </w:pPr>
+    </w:p>
+    <w:p>
+      <w:pPr>
+        <w:spacing w:after="80" w:before="280"/>
+      </w:pPr>
+      <w:r>
+        <w:rPr>
+          <w:rFonts w:ascii="Arial" w:cs="Arial" w:eastAsia="Arial" w:hAnsi="Arial"/>
+          <w:b/>
+          <w:bCs/>
+          <w:color w:val="2E74B5"/>
+          <w:sz w:val="24"/>
+          <w:szCs w:val="24"/>
+        </w:rPr>
+        <w:t xml:space="preserve">P2.Q2  </w:t>
+      </w:r>
+      <w:r>
+        <w:rPr>
+          <w:rFonts w:ascii="Arial" w:cs="Arial" w:eastAsia="Arial" w:hAnsi="Arial"/>
+          <w:b/>
+          <w:bCs/>
+          <w:color w:val="000000"/>
+          <w:sz w:val="24"/>
+          <w:szCs w:val="24"/>
+        </w:rPr>
+        <w:t xml:space="preserve">What is the single biggest problem your best clients had before working with you?</w:t>
+      </w:r>
+    </w:p>
+    <w:p>
+      <w:pPr>
+        <w:spacing w:after="100" w:before="0"/>
+      </w:pPr>
+      <w:r>
+        <w:rPr>
+          <w:rFonts w:ascii="Arial" w:cs="Arial" w:eastAsia="Arial" w:hAnsi="Arial"/>
+          <w:b/>
+          <w:bCs/>
+          <w:i/>
+          <w:iCs/>
+          <w:color w:val="595959"/>
+          <w:sz w:val="20"/>
+          <w:szCs w:val="20"/>
+        </w:rPr>
+        <w:t xml:space="preserve">Guidance:  </w:t>
+      </w:r>
+      <w:r>
+        <w:rPr>
+          <w:rFonts w:ascii="Arial" w:cs="Arial" w:eastAsia="Arial" w:hAnsi="Arial"/>
+          <w:i/>
+          <w:iCs/>
+          <w:color w:val="595959"/>
+          <w:sz w:val="20"/>
+          <w:szCs w:val="20"/>
+        </w:rPr>
+        <w:t xml:space="preserve">State it in the client’s own words if possible. This feeds directly into the Jobs-to-be-Done analysis.</w:t>
+      </w:r>
+    </w:p>
+    <w:tbl>
+      <w:tblPr>
+        <w:tblW w:type="dxa" w:w="9360"/>
+        <w:tblBorders>
+          <w:top w:val="single" w:color="auto" w:sz="4"/>
+          <w:left w:val="single" w:color="auto" w:sz="4"/>
+          <w:bottom w:val="single" w:color="auto" w:sz="4"/>
+          <w:right w:val="single" w:color="auto" w:sz="4"/>
+          <w:insideH w:val="single" w:color="auto" w:sz="4"/>
+          <w:insideV w:val="single" w:color="auto" w:sz="4"/>
+        </w:tblBorders>
+      </w:tblPr>
+      <w:tblGrid>
+        <w:gridCol w:w="9360"/>
+      </w:tblGrid>
+      <w:tr>
+        <w:tc>
+          <w:tcPr>
+            <w:tcW w:type="dxa" w:w="9360"/>
+            <w:shd w:fill="F2F2F2" w:color="auto" w:val="clear"/>
+            <w:tcMar>
+              <w:top w:type="dxa" w:w="80"/>
+              <w:left w:type="dxa" w:w="120"/>
+              <w:bottom w:type="dxa" w:w="80"/>
+              <w:right w:type="dxa" w:w="120"/>
+            </w:tcMar>
+          </w:tcPr>
+          <w:p>
+            <w:pPr>
+              <w:spacing w:after="0" w:before="0"/>
+            </w:pPr>
+            <w:r>
+              <w:rPr>
+                <w:rFonts w:ascii="Arial" w:cs="Arial" w:eastAsia="Arial" w:hAnsi="Arial"/>
+                <w:i/>
+                <w:iCs/>
+                <w:color w:val="A6A6A6"/>
+                <w:sz w:val="22"/>
+                <w:szCs w:val="22"/>
+              </w:rPr>
+              <w:t xml:space="preserve">The core problem your best clients had — in their own words if possible</w:t>
+            </w:r>
+          </w:p>
+          <w:p>
+            <w:pPr>
+              <w:spacing w:after="0" w:before="0"/>
+            </w:pPr>
+          </w:p>
+          <w:p>
+            <w:pPr>
+              <w:spacing w:after="0" w:before="0"/>
+            </w:pPr>
+          </w:p>
+          <w:p>
+            <w:pPr>
+              <w:spacing w:after="240" w:before="0"/>
+            </w:pPr>
+          </w:p>
+        </w:tc>
+      </w:tr>
+    </w:tbl>
+    <w:p>
+      <w:pPr>
+        <w:spacing w:after="160" w:before="0"/>
+      </w:pPr>
+    </w:p>
+    <w:p>
+      <w:pPr>
+        <w:spacing w:after="80" w:before="280"/>
+      </w:pPr>
+      <w:r>
+        <w:rPr>
+          <w:rFonts w:ascii="Arial" w:cs="Arial" w:eastAsia="Arial" w:hAnsi="Arial"/>
+          <w:b/>
+          <w:bCs/>
+          <w:color w:val="2E74B5"/>
+          <w:sz w:val="24"/>
+          <w:szCs w:val="24"/>
+        </w:rPr>
+        <w:t xml:space="preserve">P2.Q3  </w:t>
+      </w:r>
+      <w:r>
+        <w:rPr>
+          <w:rFonts w:ascii="Arial" w:cs="Arial" w:eastAsia="Arial" w:hAnsi="Arial"/>
+          <w:b/>
+          <w:bCs/>
+          <w:color w:val="000000"/>
+          <w:sz w:val="24"/>
+          <w:szCs w:val="24"/>
+        </w:rPr>
+        <w:t xml:space="preserve">Which client segments are most profitable for you, and which do you want more of?</w:t>
+      </w:r>
+    </w:p>
+    <w:p>
+      <w:pPr>
+        <w:spacing w:after="100" w:before="0"/>
+      </w:pPr>
+      <w:r>
+        <w:rPr>
+          <w:rFonts w:ascii="Arial" w:cs="Arial" w:eastAsia="Arial" w:hAnsi="Arial"/>
+          <w:b/>
+          <w:bCs/>
+          <w:i/>
+          <w:iCs/>
+          <w:color w:val="595959"/>
+          <w:sz w:val="20"/>
+          <w:szCs w:val="20"/>
+        </w:rPr>
+        <w:t xml:space="preserve">Guidance:  </w:t>
+      </w:r>
+      <w:r>
+        <w:rPr>
+          <w:rFonts w:ascii="Arial" w:cs="Arial" w:eastAsia="Arial" w:hAnsi="Arial"/>
+          <w:i/>
+          <w:iCs/>
+          <w:color w:val="595959"/>
+          <w:sz w:val="20"/>
+          <w:szCs w:val="20"/>
+        </w:rPr>
+        <w:t xml:space="preserve">These may not be the same. Distinguish between your current best clients and your target best clients.</w:t>
+      </w:r>
+    </w:p>
+    <w:tbl>
+      <w:tblPr>
+        <w:tblW w:type="dxa" w:w="9360"/>
+        <w:tblBorders>
+          <w:top w:val="single" w:color="auto" w:sz="4"/>
+          <w:left w:val="single" w:color="auto" w:sz="4"/>
+          <w:bottom w:val="single" w:color="auto" w:sz="4"/>
+          <w:right w:val="single" w:color="auto" w:sz="4"/>
+          <w:insideH w:val="single" w:color="auto" w:sz="4"/>
+          <w:insideV w:val="single" w:color="auto" w:sz="4"/>
+        </w:tblBorders>
+      </w:tblPr>
+      <w:tblGrid>
+        <w:gridCol w:w="9360"/>
+      </w:tblGrid>
+      <w:tr>
+        <w:tc>
+          <w:tcPr>
+            <w:tcW w:type="dxa" w:w="9360"/>
+            <w:shd w:fill="F2F2F2" w:color="auto" w:val="clear"/>
+            <w:tcMar>
+              <w:top w:type="dxa" w:w="80"/>
+              <w:left w:type="dxa" w:w="120"/>
+              <w:bottom w:type="dxa" w:w="80"/>
+              <w:right w:type="dxa" w:w="120"/>
+            </w:tcMar>
+          </w:tcPr>
+          <w:p>
+            <w:pPr>
+              <w:spacing w:after="0" w:before="0"/>
+            </w:pPr>
+            <w:r>
+              <w:rPr>
+                <w:rFonts w:ascii="Arial" w:cs="Arial" w:eastAsia="Arial" w:hAnsi="Arial"/>
+                <w:i/>
+                <w:iCs/>
+                <w:color w:val="A6A6A6"/>
+                <w:sz w:val="22"/>
+                <w:szCs w:val="22"/>
+              </w:rPr>
+              <w:t xml:space="preserve">Most profitable segment now / segment you want more of</w:t>
+            </w:r>
+          </w:p>
+          <w:p>
+            <w:pPr>
+              <w:spacing w:after="0" w:before="0"/>
+            </w:pPr>
+          </w:p>
+          <w:p>
+            <w:pPr>
+              <w:spacing w:after="0" w:before="0"/>
+            </w:pPr>
+          </w:p>
+          <w:p>
+            <w:pPr>
+              <w:spacing w:after="240" w:before="0"/>
+            </w:pPr>
+          </w:p>
+        </w:tc>
+      </w:tr>
+    </w:tbl>
+    <w:p>
+      <w:pPr>
+        <w:spacing w:after="160" w:before="0"/>
+      </w:pPr>
+    </w:p>
+    <w:p>
+      <w:pPr>
+        <w:pBdr>
+          <w:bottom w:val="single" w:color="2E74B5" w:sz="8" w:space="4"/>
+        </w:pBdr>
+        <w:spacing w:after="200" w:before="480"/>
+      </w:pPr>
+      <w:r>
+        <w:rPr>
+          <w:rFonts w:ascii="Arial" w:cs="Arial" w:eastAsia="Arial" w:hAnsi="Arial"/>
+          <w:b/>
+          <w:bCs/>
+          <w:caps/>
+          <w:color w:val="1F4E79"/>
+          <w:sz w:val="28"/>
+          <w:szCs w:val="28"/>
+        </w:rPr>
+        <w:t xml:space="preserve">PILLAR 3  —  CLIENT ACQUISITION AND GROWTH ENGINE</w:t>
+      </w:r>
+    </w:p>
+    <w:p>
+      <w:pPr>
+        <w:spacing w:after="80" w:before="280"/>
+      </w:pPr>
+      <w:r>
+        <w:rPr>
+          <w:rFonts w:ascii="Arial" w:cs="Arial" w:eastAsia="Arial" w:hAnsi="Arial"/>
+          <w:b/>
+          <w:bCs/>
+          <w:color w:val="2E74B5"/>
+          <w:sz w:val="24"/>
+          <w:szCs w:val="24"/>
+        </w:rPr>
+        <w:t xml:space="preserve">P3.Q1  </w:t>
+      </w:r>
+      <w:r>
+        <w:rPr>
+          <w:rFonts w:ascii="Arial" w:cs="Arial" w:eastAsia="Arial" w:hAnsi="Arial"/>
+          <w:b/>
+          <w:bCs/>
+          <w:color w:val="000000"/>
+          <w:sz w:val="24"/>
+          <w:szCs w:val="24"/>
+        </w:rPr>
+        <w:t xml:space="preserve">What are your top 3 lead sources by volume and by revenue?</w:t>
+      </w:r>
+    </w:p>
+    <w:p>
+      <w:pPr>
+        <w:spacing w:after="100" w:before="0"/>
+      </w:pPr>
+      <w:r>
+        <w:rPr>
+          <w:rFonts w:ascii="Arial" w:cs="Arial" w:eastAsia="Arial" w:hAnsi="Arial"/>
+          <w:b/>
+          <w:bCs/>
+          <w:i/>
+          <w:iCs/>
+          <w:color w:val="595959"/>
+          <w:sz w:val="20"/>
+          <w:szCs w:val="20"/>
+        </w:rPr>
+        <w:t xml:space="preserve">Guidance:  </w:t>
+      </w:r>
+      <w:r>
+        <w:rPr>
+          <w:rFonts w:ascii="Arial" w:cs="Arial" w:eastAsia="Arial" w:hAnsi="Arial"/>
+          <w:i/>
+          <w:iCs/>
+          <w:color w:val="595959"/>
+          <w:sz w:val="20"/>
+          <w:szCs w:val="20"/>
+        </w:rPr>
+        <w:t xml:space="preserve">Volume and revenue rankings often differ — a referral brings fewer leads but higher value. List both rankings separately.</w:t>
+      </w:r>
+    </w:p>
+    <w:tbl>
+      <w:tblPr>
+        <w:tblW w:type="dxa" w:w="9360"/>
+        <w:tblBorders>
+          <w:top w:val="single" w:color="auto" w:sz="4"/>
+          <w:left w:val="single" w:color="auto" w:sz="4"/>
+          <w:bottom w:val="single" w:color="auto" w:sz="4"/>
+          <w:right w:val="single" w:color="auto" w:sz="4"/>
+          <w:insideH w:val="single" w:color="auto" w:sz="4"/>
+          <w:insideV w:val="single" w:color="auto" w:sz="4"/>
+        </w:tblBorders>
+      </w:tblPr>
+      <w:tblGrid>
+        <w:gridCol w:w="9360"/>
+      </w:tblGrid>
+      <w:tr>
+        <w:tc>
+          <w:tcPr>
+            <w:tcW w:type="dxa" w:w="9360"/>
+            <w:shd w:fill="F2F2F2" w:color="auto" w:val="clear"/>
+            <w:tcMar>
+              <w:top w:type="dxa" w:w="80"/>
+              <w:left w:type="dxa" w:w="120"/>
+              <w:bottom w:type="dxa" w:w="80"/>
+              <w:right w:type="dxa" w:w="120"/>
+            </w:tcMar>
+          </w:tcPr>
+          <w:p>
+            <w:pPr>
+              <w:spacing w:after="0" w:before="0"/>
+            </w:pPr>
+            <w:r>
+              <w:rPr>
+                <w:rFonts w:ascii="Arial" w:cs="Arial" w:eastAsia="Arial" w:hAnsi="Arial"/>
+                <w:i/>
+                <w:iCs/>
+                <w:color w:val="A6A6A6"/>
+                <w:sz w:val="22"/>
+                <w:szCs w:val="22"/>
+              </w:rPr>
+              <w:t xml:space="preserve">Top 3 by volume / Top 3 by revenue</w:t>
+            </w:r>
+          </w:p>
+          <w:p>
+            <w:pPr>
+              <w:spacing w:after="0" w:before="0"/>
+            </w:pPr>
+          </w:p>
+          <w:p>
+            <w:pPr>
+              <w:spacing w:after="0" w:before="0"/>
+            </w:pPr>
+          </w:p>
+          <w:p>
+            <w:pPr>
+              <w:spacing w:after="240" w:before="0"/>
+            </w:pPr>
+          </w:p>
+        </w:tc>
+      </w:tr>
+    </w:tbl>
+    <w:p>
+      <w:pPr>
+        <w:spacing w:after="160" w:before="0"/>
+      </w:pPr>
+    </w:p>
+    <w:p>
+      <w:pPr>
+        <w:spacing w:after="80" w:before="280"/>
+      </w:pPr>
+      <w:r>
+        <w:rPr>
+          <w:rFonts w:ascii="Arial" w:cs="Arial" w:eastAsia="Arial" w:hAnsi="Arial"/>
+          <w:b/>
+          <w:bCs/>
+          <w:color w:val="2E74B5"/>
+          <w:sz w:val="24"/>
+          <w:szCs w:val="24"/>
+        </w:rPr>
+        <w:t xml:space="preserve">P3.Q2  </w:t>
+      </w:r>
+      <w:r>
+        <w:rPr>
+          <w:rFonts w:ascii="Arial" w:cs="Arial" w:eastAsia="Arial" w:hAnsi="Arial"/>
+          <w:b/>
+          <w:bCs/>
+          <w:color w:val="000000"/>
+          <w:sz w:val="24"/>
+          <w:szCs w:val="24"/>
+        </w:rPr>
+        <w:t xml:space="preserve">What is your average cost to acquire a new client and your average first-year client value (£)?</w:t>
+      </w:r>
+    </w:p>
+    <w:p>
+      <w:pPr>
+        <w:spacing w:after="100" w:before="0"/>
+      </w:pPr>
+      <w:r>
+        <w:rPr>
+          <w:rFonts w:ascii="Arial" w:cs="Arial" w:eastAsia="Arial" w:hAnsi="Arial"/>
+          <w:b/>
+          <w:bCs/>
+          <w:i/>
+          <w:iCs/>
+          <w:color w:val="595959"/>
+          <w:sz w:val="20"/>
+          <w:szCs w:val="20"/>
+        </w:rPr>
+        <w:t xml:space="preserve">Guidance:  </w:t>
+      </w:r>
+      <w:r>
+        <w:rPr>
+          <w:rFonts w:ascii="Arial" w:cs="Arial" w:eastAsia="Arial" w:hAnsi="Arial"/>
+          <w:i/>
+          <w:iCs/>
+          <w:color w:val="595959"/>
+          <w:sz w:val="20"/>
+          <w:szCs w:val="20"/>
+        </w:rPr>
+        <w:t xml:space="preserve">Rough estimates are fine. Include time cost if there is no fixed ad spend. CAC and LTV are foundational to the Ansoff Matrix analysis.</w:t>
+      </w:r>
+    </w:p>
+    <w:tbl>
+      <w:tblPr>
+        <w:tblW w:type="dxa" w:w="9360"/>
+        <w:tblBorders>
+          <w:top w:val="single" w:color="auto" w:sz="4"/>
+          <w:left w:val="single" w:color="auto" w:sz="4"/>
+          <w:bottom w:val="single" w:color="auto" w:sz="4"/>
+          <w:right w:val="single" w:color="auto" w:sz="4"/>
+          <w:insideH w:val="single" w:color="auto" w:sz="4"/>
+          <w:insideV w:val="single" w:color="auto" w:sz="4"/>
+        </w:tblBorders>
+      </w:tblPr>
+      <w:tblGrid>
+        <w:gridCol w:w="9360"/>
+      </w:tblGrid>
+      <w:tr>
+        <w:tc>
+          <w:tcPr>
+            <w:tcW w:type="dxa" w:w="9360"/>
+            <w:shd w:fill="F2F2F2" w:color="auto" w:val="clear"/>
+            <w:tcMar>
+              <w:top w:type="dxa" w:w="80"/>
+              <w:left w:type="dxa" w:w="120"/>
+              <w:bottom w:type="dxa" w:w="80"/>
+              <w:right w:type="dxa" w:w="120"/>
+            </w:tcMar>
+          </w:tcPr>
+          <w:p>
+            <w:pPr>
+              <w:spacing w:after="0" w:before="0"/>
+            </w:pPr>
+            <w:r>
+              <w:rPr>
+                <w:rFonts w:ascii="Arial" w:cs="Arial" w:eastAsia="Arial" w:hAnsi="Arial"/>
+                <w:i/>
+                <w:iCs/>
+                <w:color w:val="A6A6A6"/>
+                <w:sz w:val="22"/>
+                <w:szCs w:val="22"/>
+              </w:rPr>
+              <w:t xml:space="preserve">Average CAC £ / Average first-year client value £</w:t>
+            </w:r>
+          </w:p>
+          <w:p>
+            <w:pPr>
+              <w:spacing w:after="0" w:before="0"/>
+            </w:pPr>
+          </w:p>
+          <w:p>
+            <w:pPr>
+              <w:spacing w:after="0" w:before="0"/>
+            </w:pPr>
+          </w:p>
+          <w:p>
+            <w:pPr>
+              <w:spacing w:after="240" w:before="0"/>
+            </w:pPr>
+          </w:p>
+        </w:tc>
+      </w:tr>
+    </w:tbl>
+    <w:p>
+      <w:pPr>
+        <w:spacing w:after="160" w:before="0"/>
+      </w:pPr>
+    </w:p>
+    <w:p>
+      <w:pPr>
+        <w:spacing w:after="80" w:before="280"/>
+      </w:pPr>
+      <w:r>
+        <w:rPr>
+          <w:rFonts w:ascii="Arial" w:cs="Arial" w:eastAsia="Arial" w:hAnsi="Arial"/>
+          <w:b/>
+          <w:bCs/>
+          <w:color w:val="2E74B5"/>
+          <w:sz w:val="24"/>
+          <w:szCs w:val="24"/>
+        </w:rPr>
+        <w:t xml:space="preserve">P3.Q3  </w:t>
+      </w:r>
+      <w:r>
+        <w:rPr>
+          <w:rFonts w:ascii="Arial" w:cs="Arial" w:eastAsia="Arial" w:hAnsi="Arial"/>
+          <w:b/>
+          <w:bCs/>
+          <w:color w:val="000000"/>
+          <w:sz w:val="24"/>
+          <w:szCs w:val="24"/>
+        </w:rPr>
+        <w:t xml:space="preserve">What is your current lead-to-client conversion rate, and where do most prospects drop off?</w:t>
+      </w:r>
+    </w:p>
+    <w:p>
+      <w:pPr>
+        <w:spacing w:after="100" w:before="0"/>
+      </w:pPr>
+      <w:r>
+        <w:rPr>
+          <w:rFonts w:ascii="Arial" w:cs="Arial" w:eastAsia="Arial" w:hAnsi="Arial"/>
+          <w:b/>
+          <w:bCs/>
+          <w:i/>
+          <w:iCs/>
+          <w:color w:val="595959"/>
+          <w:sz w:val="20"/>
+          <w:szCs w:val="20"/>
+        </w:rPr>
+        <w:t xml:space="preserve">Guidance:  </w:t>
+      </w:r>
+      <w:r>
+        <w:rPr>
+          <w:rFonts w:ascii="Arial" w:cs="Arial" w:eastAsia="Arial" w:hAnsi="Arial"/>
+          <w:i/>
+          <w:iCs/>
+          <w:color w:val="595959"/>
+          <w:sz w:val="20"/>
+          <w:szCs w:val="20"/>
+        </w:rPr>
+        <w:t xml:space="preserve">Identify the drop-off stage: awareness, enquiry, proposal, or close. Even a rough percentage is useful.</w:t>
+      </w:r>
+    </w:p>
+    <w:tbl>
+      <w:tblPr>
+        <w:tblW w:type="dxa" w:w="9360"/>
+        <w:tblBorders>
+          <w:top w:val="single" w:color="auto" w:sz="4"/>
+          <w:left w:val="single" w:color="auto" w:sz="4"/>
+          <w:bottom w:val="single" w:color="auto" w:sz="4"/>
+          <w:right w:val="single" w:color="auto" w:sz="4"/>
+          <w:insideH w:val="single" w:color="auto" w:sz="4"/>
+          <w:insideV w:val="single" w:color="auto" w:sz="4"/>
+        </w:tblBorders>
+      </w:tblPr>
+      <w:tblGrid>
+        <w:gridCol w:w="9360"/>
+      </w:tblGrid>
+      <w:tr>
+        <w:tc>
+          <w:tcPr>
+            <w:tcW w:type="dxa" w:w="9360"/>
+            <w:shd w:fill="F2F2F2" w:color="auto" w:val="clear"/>
+            <w:tcMar>
+              <w:top w:type="dxa" w:w="80"/>
+              <w:left w:type="dxa" w:w="120"/>
+              <w:bottom w:type="dxa" w:w="80"/>
+              <w:right w:type="dxa" w:w="120"/>
+            </w:tcMar>
+          </w:tcPr>
+          <w:p>
+            <w:pPr>
+              <w:spacing w:after="0" w:before="0"/>
+            </w:pPr>
+            <w:r>
+              <w:rPr>
+                <w:rFonts w:ascii="Arial" w:cs="Arial" w:eastAsia="Arial" w:hAnsi="Arial"/>
+                <w:i/>
+                <w:iCs/>
+                <w:color w:val="A6A6A6"/>
+                <w:sz w:val="22"/>
+                <w:szCs w:val="22"/>
+              </w:rPr>
+              <w:t xml:space="preserve">Conversion rate % / Stage where prospects most commonly drop off</w:t>
+            </w:r>
+          </w:p>
+          <w:p>
+            <w:pPr>
+              <w:spacing w:after="0" w:before="0"/>
+            </w:pPr>
+          </w:p>
+          <w:p>
+            <w:pPr>
+              <w:spacing w:after="0" w:before="0"/>
+            </w:pPr>
+          </w:p>
+          <w:p>
+            <w:pPr>
+              <w:spacing w:after="240" w:before="0"/>
+            </w:pPr>
+          </w:p>
+        </w:tc>
+      </w:tr>
+    </w:tbl>
+    <w:p>
+      <w:pPr>
+        <w:spacing w:after="160" w:before="0"/>
+      </w:pPr>
+    </w:p>
+    <w:p>
+      <w:pPr>
+        <w:pBdr>
+          <w:bottom w:val="single" w:color="2E74B5" w:sz="8" w:space="4"/>
+        </w:pBdr>
+        <w:spacing w:after="200" w:before="480"/>
+      </w:pPr>
+      <w:r>
+        <w:rPr>
+          <w:rFonts w:ascii="Arial" w:cs="Arial" w:eastAsia="Arial" w:hAnsi="Arial"/>
+          <w:b/>
+          <w:bCs/>
+          <w:caps/>
+          <w:color w:val="1F4E79"/>
+          <w:sz w:val="28"/>
+          <w:szCs w:val="28"/>
+        </w:rPr>
+        <w:t xml:space="preserve">PILLAR 4  —  ONBOARDING FRICTION AND OPERATIONAL READINESS</w:t>
+      </w:r>
+    </w:p>
+    <w:p>
+      <w:pPr>
+        <w:spacing w:after="80" w:before="280"/>
+      </w:pPr>
+      <w:r>
+        <w:rPr>
+          <w:rFonts w:ascii="Arial" w:cs="Arial" w:eastAsia="Arial" w:hAnsi="Arial"/>
+          <w:b/>
+          <w:bCs/>
+          <w:color w:val="2E74B5"/>
+          <w:sz w:val="24"/>
+          <w:szCs w:val="24"/>
+        </w:rPr>
+        <w:t xml:space="preserve">P4.Q1  </w:t>
+      </w:r>
+      <w:r>
+        <w:rPr>
+          <w:rFonts w:ascii="Arial" w:cs="Arial" w:eastAsia="Arial" w:hAnsi="Arial"/>
+          <w:b/>
+          <w:bCs/>
+          <w:color w:val="000000"/>
+          <w:sz w:val="24"/>
+          <w:szCs w:val="24"/>
+        </w:rPr>
+        <w:t xml:space="preserve">Walk us through your current client onboarding process. Where are the most common delays or friction points?</w:t>
+      </w:r>
+    </w:p>
+    <w:p>
+      <w:pPr>
+        <w:spacing w:after="100" w:before="0"/>
+      </w:pPr>
+      <w:r>
+        <w:rPr>
+          <w:rFonts w:ascii="Arial" w:cs="Arial" w:eastAsia="Arial" w:hAnsi="Arial"/>
+          <w:b/>
+          <w:bCs/>
+          <w:i/>
+          <w:iCs/>
+          <w:color w:val="595959"/>
+          <w:sz w:val="20"/>
+          <w:szCs w:val="20"/>
+        </w:rPr>
+        <w:t xml:space="preserve">Guidance:  </w:t>
+      </w:r>
+      <w:r>
+        <w:rPr>
+          <w:rFonts w:ascii="Arial" w:cs="Arial" w:eastAsia="Arial" w:hAnsi="Arial"/>
+          <w:i/>
+          <w:iCs/>
+          <w:color w:val="595959"/>
+          <w:sz w:val="20"/>
+          <w:szCs w:val="20"/>
+        </w:rPr>
+        <w:t xml:space="preserve">List each step in sequence. Mark any step that regularly causes delays, confusion, or client complaints.</w:t>
+      </w:r>
+    </w:p>
+    <w:tbl>
+      <w:tblPr>
+        <w:tblW w:type="dxa" w:w="9360"/>
+        <w:tblBorders>
+          <w:top w:val="single" w:color="auto" w:sz="4"/>
+          <w:left w:val="single" w:color="auto" w:sz="4"/>
+          <w:bottom w:val="single" w:color="auto" w:sz="4"/>
+          <w:right w:val="single" w:color="auto" w:sz="4"/>
+          <w:insideH w:val="single" w:color="auto" w:sz="4"/>
+          <w:insideV w:val="single" w:color="auto" w:sz="4"/>
+        </w:tblBorders>
+      </w:tblPr>
+      <w:tblGrid>
+        <w:gridCol w:w="9360"/>
+      </w:tblGrid>
+      <w:tr>
+        <w:tc>
+          <w:tcPr>
+            <w:tcW w:type="dxa" w:w="9360"/>
+            <w:shd w:fill="F2F2F2" w:color="auto" w:val="clear"/>
+            <w:tcMar>
+              <w:top w:type="dxa" w:w="80"/>
+              <w:left w:type="dxa" w:w="120"/>
+              <w:bottom w:type="dxa" w:w="80"/>
+              <w:right w:type="dxa" w:w="120"/>
+            </w:tcMar>
+          </w:tcPr>
+          <w:p>
+            <w:pPr>
+              <w:spacing w:after="0" w:before="0"/>
+            </w:pPr>
+            <w:r>
+              <w:rPr>
+                <w:rFonts w:ascii="Arial" w:cs="Arial" w:eastAsia="Arial" w:hAnsi="Arial"/>
+                <w:i/>
+                <w:iCs/>
+                <w:color w:val="A6A6A6"/>
+                <w:sz w:val="22"/>
+                <w:szCs w:val="22"/>
+              </w:rPr>
+              <w:t xml:space="preserve">Step-by-step onboarding process / friction points or common delays</w:t>
+            </w:r>
+          </w:p>
+          <w:p>
+            <w:pPr>
+              <w:spacing w:after="0" w:before="0"/>
+            </w:pPr>
+          </w:p>
+          <w:p>
+            <w:pPr>
+              <w:spacing w:after="0" w:before="0"/>
+            </w:pPr>
+          </w:p>
+          <w:p>
+            <w:pPr>
+              <w:spacing w:after="240" w:before="0"/>
+            </w:pPr>
+          </w:p>
+        </w:tc>
+      </w:tr>
+    </w:tbl>
+    <w:p>
+      <w:pPr>
+        <w:spacing w:after="160" w:before="0"/>
+      </w:pPr>
+    </w:p>
+    <w:p>
+      <w:pPr>
+        <w:spacing w:after="80" w:before="280"/>
+      </w:pPr>
+      <w:r>
+        <w:rPr>
+          <w:rFonts w:ascii="Arial" w:cs="Arial" w:eastAsia="Arial" w:hAnsi="Arial"/>
+          <w:b/>
+          <w:bCs/>
+          <w:color w:val="2E74B5"/>
+          <w:sz w:val="24"/>
+          <w:szCs w:val="24"/>
+        </w:rPr>
+        <w:t xml:space="preserve">P4.Q2  </w:t>
+      </w:r>
+      <w:r>
+        <w:rPr>
+          <w:rFonts w:ascii="Arial" w:cs="Arial" w:eastAsia="Arial" w:hAnsi="Arial"/>
+          <w:b/>
+          <w:bCs/>
+          <w:color w:val="000000"/>
+          <w:sz w:val="24"/>
+          <w:szCs w:val="24"/>
+        </w:rPr>
+        <w:t xml:space="preserve">What tools and systems underpin your service delivery? List any manual steps you would like to automate.</w:t>
+      </w:r>
+    </w:p>
+    <w:p>
+      <w:pPr>
+        <w:spacing w:after="100" w:before="0"/>
+      </w:pPr>
+      <w:r>
+        <w:rPr>
+          <w:rFonts w:ascii="Arial" w:cs="Arial" w:eastAsia="Arial" w:hAnsi="Arial"/>
+          <w:b/>
+          <w:bCs/>
+          <w:i/>
+          <w:iCs/>
+          <w:color w:val="595959"/>
+          <w:sz w:val="20"/>
+          <w:szCs w:val="20"/>
+        </w:rPr>
+        <w:t xml:space="preserve">Guidance:  </w:t>
+      </w:r>
+      <w:r>
+        <w:rPr>
+          <w:rFonts w:ascii="Arial" w:cs="Arial" w:eastAsia="Arial" w:hAnsi="Arial"/>
+          <w:i/>
+          <w:iCs/>
+          <w:color w:val="595959"/>
+          <w:sz w:val="20"/>
+          <w:szCs w:val="20"/>
+        </w:rPr>
+        <w:t xml:space="preserve">Include CRM, project management, communication, billing, and reporting tools. Note any spreadsheet-based or email-based processes.</w:t>
+      </w:r>
+    </w:p>
+    <w:tbl>
+      <w:tblPr>
+        <w:tblW w:type="dxa" w:w="9360"/>
+        <w:tblBorders>
+          <w:top w:val="single" w:color="auto" w:sz="4"/>
+          <w:left w:val="single" w:color="auto" w:sz="4"/>
+          <w:bottom w:val="single" w:color="auto" w:sz="4"/>
+          <w:right w:val="single" w:color="auto" w:sz="4"/>
+          <w:insideH w:val="single" w:color="auto" w:sz="4"/>
+          <w:insideV w:val="single" w:color="auto" w:sz="4"/>
+        </w:tblBorders>
+      </w:tblPr>
+      <w:tblGrid>
+        <w:gridCol w:w="9360"/>
+      </w:tblGrid>
+      <w:tr>
+        <w:tc>
+          <w:tcPr>
+            <w:tcW w:type="dxa" w:w="9360"/>
+            <w:shd w:fill="F2F2F2" w:color="auto" w:val="clear"/>
+            <w:tcMar>
+              <w:top w:type="dxa" w:w="80"/>
+              <w:left w:type="dxa" w:w="120"/>
+              <w:bottom w:type="dxa" w:w="80"/>
+              <w:right w:type="dxa" w:w="120"/>
+            </w:tcMar>
+          </w:tcPr>
+          <w:p>
+            <w:pPr>
+              <w:spacing w:after="0" w:before="0"/>
+            </w:pPr>
+            <w:r>
+              <w:rPr>
+                <w:rFonts w:ascii="Arial" w:cs="Arial" w:eastAsia="Arial" w:hAnsi="Arial"/>
+                <w:i/>
+                <w:iCs/>
+                <w:color w:val="A6A6A6"/>
+                <w:sz w:val="22"/>
+                <w:szCs w:val="22"/>
+              </w:rPr>
+              <w:t xml:space="preserve">Tools and systems used / manual steps you want to automate</w:t>
+            </w:r>
+          </w:p>
+          <w:p>
+            <w:pPr>
+              <w:spacing w:after="0" w:before="0"/>
+            </w:pPr>
+          </w:p>
+          <w:p>
+            <w:pPr>
+              <w:spacing w:after="0" w:before="0"/>
+            </w:pPr>
+          </w:p>
+          <w:p>
+            <w:pPr>
+              <w:spacing w:after="240" w:before="0"/>
+            </w:pPr>
+          </w:p>
+        </w:tc>
+      </w:tr>
+    </w:tbl>
+    <w:p>
+      <w:pPr>
+        <w:spacing w:after="160" w:before="0"/>
+      </w:pPr>
+    </w:p>
+    <w:p>
+      <w:pPr>
+        <w:pBdr>
+          <w:bottom w:val="single" w:color="2E74B5" w:sz="8" w:space="4"/>
+        </w:pBdr>
+        <w:spacing w:after="200" w:before="480"/>
+      </w:pPr>
+      <w:r>
+        <w:rPr>
+          <w:rFonts w:ascii="Arial" w:cs="Arial" w:eastAsia="Arial" w:hAnsi="Arial"/>
+          <w:b/>
+          <w:bCs/>
+          <w:caps/>
+          <w:color w:val="1F4E79"/>
+          <w:sz w:val="28"/>
+          <w:szCs w:val="28"/>
+        </w:rPr>
+        <w:t xml:space="preserve">PILLAR 5  —  PROOF OF RESULTS AND CASE STUDIES</w:t>
+      </w:r>
+    </w:p>
+    <w:p>
+      <w:pPr>
+        <w:spacing w:after="80" w:before="280"/>
+      </w:pPr>
+      <w:r>
+        <w:rPr>
+          <w:rFonts w:ascii="Arial" w:cs="Arial" w:eastAsia="Arial" w:hAnsi="Arial"/>
+          <w:b/>
+          <w:bCs/>
+          <w:color w:val="2E74B5"/>
+          <w:sz w:val="24"/>
+          <w:szCs w:val="24"/>
+        </w:rPr>
+        <w:t xml:space="preserve">P5.Q1  </w:t>
+      </w:r>
+      <w:r>
+        <w:rPr>
+          <w:rFonts w:ascii="Arial" w:cs="Arial" w:eastAsia="Arial" w:hAnsi="Arial"/>
+          <w:b/>
+          <w:bCs/>
+          <w:color w:val="000000"/>
+          <w:sz w:val="24"/>
+          <w:szCs w:val="24"/>
+        </w:rPr>
+        <w:t xml:space="preserve">Do you have documented client outcomes, case studies, or testimonials? Describe 1–2 specific results with numbers.</w:t>
+      </w:r>
+    </w:p>
+    <w:p>
+      <w:pPr>
+        <w:spacing w:after="100" w:before="0"/>
+      </w:pPr>
+      <w:r>
+        <w:rPr>
+          <w:rFonts w:ascii="Arial" w:cs="Arial" w:eastAsia="Arial" w:hAnsi="Arial"/>
+          <w:b/>
+          <w:bCs/>
+          <w:i/>
+          <w:iCs/>
+          <w:color w:val="595959"/>
+          <w:sz w:val="20"/>
+          <w:szCs w:val="20"/>
+        </w:rPr>
+        <w:t xml:space="preserve">Guidance:  </w:t>
+      </w:r>
+      <w:r>
+        <w:rPr>
+          <w:rFonts w:ascii="Arial" w:cs="Arial" w:eastAsia="Arial" w:hAnsi="Arial"/>
+          <w:i/>
+          <w:iCs/>
+          <w:color w:val="595959"/>
+          <w:sz w:val="20"/>
+          <w:szCs w:val="20"/>
+        </w:rPr>
+        <w:t xml:space="preserve">Include percentages, revenue figures, time saved, or leads generated. Vague praise (‘great results’) is far less useful than specific numbers.</w:t>
+      </w:r>
+    </w:p>
+    <w:tbl>
+      <w:tblPr>
+        <w:tblW w:type="dxa" w:w="9360"/>
+        <w:tblBorders>
+          <w:top w:val="single" w:color="auto" w:sz="4"/>
+          <w:left w:val="single" w:color="auto" w:sz="4"/>
+          <w:bottom w:val="single" w:color="auto" w:sz="4"/>
+          <w:right w:val="single" w:color="auto" w:sz="4"/>
+          <w:insideH w:val="single" w:color="auto" w:sz="4"/>
+          <w:insideV w:val="single" w:color="auto" w:sz="4"/>
+        </w:tblBorders>
+      </w:tblPr>
+      <w:tblGrid>
+        <w:gridCol w:w="9360"/>
+      </w:tblGrid>
+      <w:tr>
+        <w:tc>
+          <w:tcPr>
+            <w:tcW w:type="dxa" w:w="9360"/>
+            <w:shd w:fill="F2F2F2" w:color="auto" w:val="clear"/>
+            <w:tcMar>
+              <w:top w:type="dxa" w:w="80"/>
+              <w:left w:type="dxa" w:w="120"/>
+              <w:bottom w:type="dxa" w:w="80"/>
+              <w:right w:type="dxa" w:w="120"/>
+            </w:tcMar>
+          </w:tcPr>
+          <w:p>
+            <w:pPr>
+              <w:spacing w:after="0" w:before="0"/>
+            </w:pPr>
+            <w:r>
+              <w:rPr>
+                <w:rFonts w:ascii="Arial" w:cs="Arial" w:eastAsia="Arial" w:hAnsi="Arial"/>
+                <w:i/>
+                <w:iCs/>
+                <w:color w:val="A6A6A6"/>
+                <w:sz w:val="22"/>
+                <w:szCs w:val="22"/>
+              </w:rPr>
+              <w:t xml:space="preserve">Outcome 1 with numbers / Outcome 2 with numbers</w:t>
+            </w:r>
+          </w:p>
+          <w:p>
+            <w:pPr>
+              <w:spacing w:after="0" w:before="0"/>
+            </w:pPr>
+          </w:p>
+          <w:p>
+            <w:pPr>
+              <w:spacing w:after="0" w:before="0"/>
+            </w:pPr>
+          </w:p>
+          <w:p>
+            <w:pPr>
+              <w:spacing w:after="240" w:before="0"/>
+            </w:pPr>
+          </w:p>
+        </w:tc>
+      </w:tr>
+    </w:tbl>
+    <w:p>
+      <w:pPr>
+        <w:spacing w:after="160" w:before="0"/>
+      </w:pPr>
+    </w:p>
+    <w:p>
+      <w:pPr>
+        <w:spacing w:after="80" w:before="280"/>
+      </w:pPr>
+      <w:r>
+        <w:rPr>
+          <w:rFonts w:ascii="Arial" w:cs="Arial" w:eastAsia="Arial" w:hAnsi="Arial"/>
+          <w:b/>
+          <w:bCs/>
+          <w:color w:val="2E74B5"/>
+          <w:sz w:val="24"/>
+          <w:szCs w:val="24"/>
+        </w:rPr>
+        <w:t xml:space="preserve">P5.Q2  </w:t>
+      </w:r>
+      <w:r>
+        <w:rPr>
+          <w:rFonts w:ascii="Arial" w:cs="Arial" w:eastAsia="Arial" w:hAnsi="Arial"/>
+          <w:b/>
+          <w:bCs/>
+          <w:color w:val="000000"/>
+          <w:sz w:val="24"/>
+          <w:szCs w:val="24"/>
+        </w:rPr>
+        <w:t xml:space="preserve">How do you currently present proof of results to prospects during the sales process?</w:t>
+      </w:r>
+    </w:p>
+    <w:p>
+      <w:pPr>
+        <w:spacing w:after="100" w:before="0"/>
+      </w:pPr>
+      <w:r>
+        <w:rPr>
+          <w:rFonts w:ascii="Arial" w:cs="Arial" w:eastAsia="Arial" w:hAnsi="Arial"/>
+          <w:b/>
+          <w:bCs/>
+          <w:i/>
+          <w:iCs/>
+          <w:color w:val="595959"/>
+          <w:sz w:val="20"/>
+          <w:szCs w:val="20"/>
+        </w:rPr>
+        <w:t xml:space="preserve">Guidance:  </w:t>
+      </w:r>
+      <w:r>
+        <w:rPr>
+          <w:rFonts w:ascii="Arial" w:cs="Arial" w:eastAsia="Arial" w:hAnsi="Arial"/>
+          <w:i/>
+          <w:iCs/>
+          <w:color w:val="595959"/>
+          <w:sz w:val="20"/>
+          <w:szCs w:val="20"/>
+        </w:rPr>
+        <w:t xml:space="preserve">Examples: case study PDF, video testimonials, live results dashboard, written reference, reference call. Be specific about the format and timing.</w:t>
+      </w:r>
+    </w:p>
+    <w:tbl>
+      <w:tblPr>
+        <w:tblW w:type="dxa" w:w="9360"/>
+        <w:tblBorders>
+          <w:top w:val="single" w:color="auto" w:sz="4"/>
+          <w:left w:val="single" w:color="auto" w:sz="4"/>
+          <w:bottom w:val="single" w:color="auto" w:sz="4"/>
+          <w:right w:val="single" w:color="auto" w:sz="4"/>
+          <w:insideH w:val="single" w:color="auto" w:sz="4"/>
+          <w:insideV w:val="single" w:color="auto" w:sz="4"/>
+        </w:tblBorders>
+      </w:tblPr>
+      <w:tblGrid>
+        <w:gridCol w:w="9360"/>
+      </w:tblGrid>
+      <w:tr>
+        <w:tc>
+          <w:tcPr>
+            <w:tcW w:type="dxa" w:w="9360"/>
+            <w:shd w:fill="F2F2F2" w:color="auto" w:val="clear"/>
+            <w:tcMar>
+              <w:top w:type="dxa" w:w="80"/>
+              <w:left w:type="dxa" w:w="120"/>
+              <w:bottom w:type="dxa" w:w="80"/>
+              <w:right w:type="dxa" w:w="120"/>
+            </w:tcMar>
+          </w:tcPr>
+          <w:p>
+            <w:pPr>
+              <w:spacing w:after="0" w:before="0"/>
+            </w:pPr>
+            <w:r>
+              <w:rPr>
+                <w:rFonts w:ascii="Arial" w:cs="Arial" w:eastAsia="Arial" w:hAnsi="Arial"/>
+                <w:i/>
+                <w:iCs/>
+                <w:color w:val="A6A6A6"/>
+                <w:sz w:val="22"/>
+                <w:szCs w:val="22"/>
+              </w:rPr>
+              <w:t xml:space="preserve">How proof is presented to prospects — format and timing</w:t>
+            </w:r>
+          </w:p>
+          <w:p>
+            <w:pPr>
+              <w:spacing w:after="0" w:before="0"/>
+            </w:pPr>
+          </w:p>
+          <w:p>
+            <w:pPr>
+              <w:spacing w:after="0" w:before="0"/>
+            </w:pPr>
+          </w:p>
+          <w:p>
+            <w:pPr>
+              <w:spacing w:after="240" w:before="0"/>
+            </w:pPr>
+          </w:p>
+        </w:tc>
+      </w:tr>
+    </w:tbl>
+    <w:p>
+      <w:pPr>
+        <w:spacing w:after="160" w:before="0"/>
+      </w:pPr>
+    </w:p>
+    <w:p>
+      <w:pPr>
+        <w:pBdr>
+          <w:bottom w:val="single" w:color="2E74B5" w:sz="8" w:space="4"/>
+        </w:pBdr>
+        <w:spacing w:after="200" w:before="480"/>
+      </w:pPr>
+      <w:r>
+        <w:rPr>
+          <w:rFonts w:ascii="Arial" w:cs="Arial" w:eastAsia="Arial" w:hAnsi="Arial"/>
+          <w:b/>
+          <w:bCs/>
+          <w:caps/>
+          <w:color w:val="1F4E79"/>
+          <w:sz w:val="28"/>
+          <w:szCs w:val="28"/>
+        </w:rPr>
+        <w:t xml:space="preserve">PILLAR 6  —  SERVICE DELIVERY MODEL AND SCALABILITY</w:t>
+      </w:r>
+    </w:p>
+    <w:p>
+      <w:pPr>
+        <w:spacing w:after="80" w:before="280"/>
+      </w:pPr>
+      <w:r>
+        <w:rPr>
+          <w:rFonts w:ascii="Arial" w:cs="Arial" w:eastAsia="Arial" w:hAnsi="Arial"/>
+          <w:b/>
+          <w:bCs/>
+          <w:color w:val="2E74B5"/>
+          <w:sz w:val="24"/>
+          <w:szCs w:val="24"/>
+        </w:rPr>
+        <w:t xml:space="preserve">P6.Q1  </w:t>
+      </w:r>
+      <w:r>
+        <w:rPr>
+          <w:rFonts w:ascii="Arial" w:cs="Arial" w:eastAsia="Arial" w:hAnsi="Arial"/>
+          <w:b/>
+          <w:bCs/>
+          <w:color w:val="000000"/>
+          <w:sz w:val="24"/>
+          <w:szCs w:val="24"/>
+        </w:rPr>
+        <w:t xml:space="preserve">How is your service delivered? (Done-for-you / Done-with-you / Self-serve / Hybrid)</w:t>
+      </w:r>
+    </w:p>
+    <w:p>
+      <w:pPr>
+        <w:spacing w:after="100" w:before="0"/>
+      </w:pPr>
+      <w:r>
+        <w:rPr>
+          <w:rFonts w:ascii="Arial" w:cs="Arial" w:eastAsia="Arial" w:hAnsi="Arial"/>
+          <w:b/>
+          <w:bCs/>
+          <w:i/>
+          <w:iCs/>
+          <w:color w:val="595959"/>
+          <w:sz w:val="20"/>
+          <w:szCs w:val="20"/>
+        </w:rPr>
+        <w:t xml:space="preserve">Guidance:  </w:t>
+      </w:r>
+      <w:r>
+        <w:rPr>
+          <w:rFonts w:ascii="Arial" w:cs="Arial" w:eastAsia="Arial" w:hAnsi="Arial"/>
+          <w:i/>
+          <w:iCs/>
+          <w:color w:val="595959"/>
+          <w:sz w:val="20"/>
+          <w:szCs w:val="20"/>
+        </w:rPr>
+        <w:t xml:space="preserve">Done-for-you = you do the work. Done-with-you = collaborative. Self-serve = client uses your platform/tools. Hybrid/Mixed = combination.</w:t>
+      </w:r>
+    </w:p>
+    <w:tbl>
+      <w:tblPr>
+        <w:tblW w:type="dxa" w:w="9360"/>
+        <w:tblBorders>
+          <w:top w:val="single" w:color="auto" w:sz="4"/>
+          <w:left w:val="single" w:color="auto" w:sz="4"/>
+          <w:bottom w:val="single" w:color="auto" w:sz="4"/>
+          <w:right w:val="single" w:color="auto" w:sz="4"/>
+          <w:insideH w:val="single" w:color="auto" w:sz="4"/>
+          <w:insideV w:val="single" w:color="auto" w:sz="4"/>
+        </w:tblBorders>
+      </w:tblPr>
+      <w:tblGrid>
+        <w:gridCol w:w="9360"/>
+      </w:tblGrid>
+      <w:tr>
+        <w:tc>
+          <w:tcPr>
+            <w:tcW w:type="dxa" w:w="9360"/>
+            <w:shd w:fill="F2F2F2" w:color="auto" w:val="clear"/>
+            <w:tcMar>
+              <w:top w:type="dxa" w:w="80"/>
+              <w:left w:type="dxa" w:w="120"/>
+              <w:bottom w:type="dxa" w:w="80"/>
+              <w:right w:type="dxa" w:w="120"/>
+            </w:tcMar>
+          </w:tcPr>
+          <w:p>
+            <w:pPr>
+              <w:spacing w:after="0" w:before="0"/>
+            </w:pPr>
+            <w:r>
+              <w:rPr>
+                <w:rFonts w:ascii="Arial" w:cs="Arial" w:eastAsia="Arial" w:hAnsi="Arial"/>
+                <w:i/>
+                <w:iCs/>
+                <w:color w:val="A6A6A6"/>
+                <w:sz w:val="22"/>
+                <w:szCs w:val="22"/>
+              </w:rPr>
+              <w:t xml:space="preserve">Select delivery model and describe how it works in practice</w:t>
+            </w:r>
+          </w:p>
+          <w:p>
+            <w:pPr>
+              <w:spacing w:after="0" w:before="0"/>
+            </w:pPr>
+          </w:p>
+          <w:p>
+            <w:pPr>
+              <w:spacing w:after="0" w:before="0"/>
+            </w:pPr>
+          </w:p>
+          <w:p>
+            <w:pPr>
+              <w:spacing w:after="240" w:before="0"/>
+            </w:pPr>
+          </w:p>
+        </w:tc>
+      </w:tr>
+    </w:tbl>
+    <w:p>
+      <w:pPr>
+        <w:spacing w:after="160" w:before="0"/>
+      </w:pPr>
+    </w:p>
+    <w:p>
+      <w:pPr>
+        <w:spacing w:after="80" w:before="280"/>
+      </w:pPr>
+      <w:r>
+        <w:rPr>
+          <w:rFonts w:ascii="Arial" w:cs="Arial" w:eastAsia="Arial" w:hAnsi="Arial"/>
+          <w:b/>
+          <w:bCs/>
+          <w:color w:val="2E74B5"/>
+          <w:sz w:val="24"/>
+          <w:szCs w:val="24"/>
+        </w:rPr>
+        <w:t xml:space="preserve">P6.Q2  </w:t>
+      </w:r>
+      <w:r>
+        <w:rPr>
+          <w:rFonts w:ascii="Arial" w:cs="Arial" w:eastAsia="Arial" w:hAnsi="Arial"/>
+          <w:b/>
+          <w:bCs/>
+          <w:color w:val="000000"/>
+          <w:sz w:val="24"/>
+          <w:szCs w:val="24"/>
+        </w:rPr>
+        <w:t xml:space="preserve">What is your maximum client capacity at current headcount, without further hiring?</w:t>
+      </w:r>
+    </w:p>
+    <w:p>
+      <w:pPr>
+        <w:spacing w:after="100" w:before="0"/>
+      </w:pPr>
+      <w:r>
+        <w:rPr>
+          <w:rFonts w:ascii="Arial" w:cs="Arial" w:eastAsia="Arial" w:hAnsi="Arial"/>
+          <w:b/>
+          <w:bCs/>
+          <w:i/>
+          <w:iCs/>
+          <w:color w:val="595959"/>
+          <w:sz w:val="20"/>
+          <w:szCs w:val="20"/>
+        </w:rPr>
+        <w:t xml:space="preserve">Guidance:  </w:t>
+      </w:r>
+      <w:r>
+        <w:rPr>
+          <w:rFonts w:ascii="Arial" w:cs="Arial" w:eastAsia="Arial" w:hAnsi="Arial"/>
+          <w:i/>
+          <w:iCs/>
+          <w:color w:val="595959"/>
+          <w:sz w:val="20"/>
+          <w:szCs w:val="20"/>
+        </w:rPr>
+        <w:t xml:space="preserve">Estimate based on hours per client per week × available team hours. Include yourself in the calculation if you are the primary delivery resource.</w:t>
+      </w:r>
+    </w:p>
+    <w:tbl>
+      <w:tblPr>
+        <w:tblW w:type="dxa" w:w="9360"/>
+        <w:tblBorders>
+          <w:top w:val="single" w:color="auto" w:sz="4"/>
+          <w:left w:val="single" w:color="auto" w:sz="4"/>
+          <w:bottom w:val="single" w:color="auto" w:sz="4"/>
+          <w:right w:val="single" w:color="auto" w:sz="4"/>
+          <w:insideH w:val="single" w:color="auto" w:sz="4"/>
+          <w:insideV w:val="single" w:color="auto" w:sz="4"/>
+        </w:tblBorders>
+      </w:tblPr>
+      <w:tblGrid>
+        <w:gridCol w:w="9360"/>
+      </w:tblGrid>
+      <w:tr>
+        <w:tc>
+          <w:tcPr>
+            <w:tcW w:type="dxa" w:w="9360"/>
+            <w:shd w:fill="F2F2F2" w:color="auto" w:val="clear"/>
+            <w:tcMar>
+              <w:top w:type="dxa" w:w="80"/>
+              <w:left w:type="dxa" w:w="120"/>
+              <w:bottom w:type="dxa" w:w="80"/>
+              <w:right w:type="dxa" w:w="120"/>
+            </w:tcMar>
+          </w:tcPr>
+          <w:p>
+            <w:pPr>
+              <w:spacing w:after="0" w:before="0"/>
+            </w:pPr>
+            <w:r>
+              <w:rPr>
+                <w:rFonts w:ascii="Arial" w:cs="Arial" w:eastAsia="Arial" w:hAnsi="Arial"/>
+                <w:i/>
+                <w:iCs/>
+                <w:color w:val="A6A6A6"/>
+                <w:sz w:val="22"/>
+                <w:szCs w:val="22"/>
+              </w:rPr>
+              <w:t xml:space="preserve">Maximum number of clients at current headcount</w:t>
+            </w:r>
+          </w:p>
+          <w:p>
+            <w:pPr>
+              <w:spacing w:after="0" w:before="0"/>
+            </w:pPr>
+          </w:p>
+          <w:p>
+            <w:pPr>
+              <w:spacing w:after="0" w:before="0"/>
+            </w:pPr>
+          </w:p>
+          <w:p>
+            <w:pPr>
+              <w:spacing w:after="240" w:before="0"/>
+            </w:pPr>
+          </w:p>
+        </w:tc>
+      </w:tr>
+    </w:tbl>
+    <w:p>
+      <w:pPr>
+        <w:spacing w:after="160" w:before="0"/>
+      </w:pPr>
+    </w:p>
+    <w:p>
+      <w:pPr>
+        <w:spacing w:after="80" w:before="280"/>
+      </w:pPr>
+      <w:r>
+        <w:rPr>
+          <w:rFonts w:ascii="Arial" w:cs="Arial" w:eastAsia="Arial" w:hAnsi="Arial"/>
+          <w:b/>
+          <w:bCs/>
+          <w:color w:val="2E74B5"/>
+          <w:sz w:val="24"/>
+          <w:szCs w:val="24"/>
+        </w:rPr>
+        <w:t xml:space="preserve">P6.Q3  </w:t>
+      </w:r>
+      <w:r>
+        <w:rPr>
+          <w:rFonts w:ascii="Arial" w:cs="Arial" w:eastAsia="Arial" w:hAnsi="Arial"/>
+          <w:b/>
+          <w:bCs/>
+          <w:color w:val="000000"/>
+          <w:sz w:val="24"/>
+          <w:szCs w:val="24"/>
+        </w:rPr>
+        <w:t xml:space="preserve">What is the single biggest bottleneck to scaling your delivery?</w:t>
+      </w:r>
+    </w:p>
+    <w:p>
+      <w:pPr>
+        <w:spacing w:after="100" w:before="0"/>
+      </w:pPr>
+      <w:r>
+        <w:rPr>
+          <w:rFonts w:ascii="Arial" w:cs="Arial" w:eastAsia="Arial" w:hAnsi="Arial"/>
+          <w:b/>
+          <w:bCs/>
+          <w:i/>
+          <w:iCs/>
+          <w:color w:val="595959"/>
+          <w:sz w:val="20"/>
+          <w:szCs w:val="20"/>
+        </w:rPr>
+        <w:t xml:space="preserve">Guidance:  </w:t>
+      </w:r>
+      <w:r>
+        <w:rPr>
+          <w:rFonts w:ascii="Arial" w:cs="Arial" w:eastAsia="Arial" w:hAnsi="Arial"/>
+          <w:i/>
+          <w:iCs/>
+          <w:color w:val="595959"/>
+          <w:sz w:val="20"/>
+          <w:szCs w:val="20"/>
+        </w:rPr>
+        <w:t xml:space="preserve">Be specific: is it time, a particular skill, a missing system, or capital? Identifying one root constraint is more valuable than listing several.</w:t>
+      </w:r>
+    </w:p>
+    <w:tbl>
+      <w:tblPr>
+        <w:tblW w:type="dxa" w:w="9360"/>
+        <w:tblBorders>
+          <w:top w:val="single" w:color="auto" w:sz="4"/>
+          <w:left w:val="single" w:color="auto" w:sz="4"/>
+          <w:bottom w:val="single" w:color="auto" w:sz="4"/>
+          <w:right w:val="single" w:color="auto" w:sz="4"/>
+          <w:insideH w:val="single" w:color="auto" w:sz="4"/>
+          <w:insideV w:val="single" w:color="auto" w:sz="4"/>
+        </w:tblBorders>
+      </w:tblPr>
+      <w:tblGrid>
+        <w:gridCol w:w="9360"/>
+      </w:tblGrid>
+      <w:tr>
+        <w:tc>
+          <w:tcPr>
+            <w:tcW w:type="dxa" w:w="9360"/>
+            <w:shd w:fill="F2F2F2" w:color="auto" w:val="clear"/>
+            <w:tcMar>
+              <w:top w:type="dxa" w:w="80"/>
+              <w:left w:type="dxa" w:w="120"/>
+              <w:bottom w:type="dxa" w:w="80"/>
+              <w:right w:type="dxa" w:w="120"/>
+            </w:tcMar>
+          </w:tcPr>
+          <w:p>
+            <w:pPr>
+              <w:spacing w:after="0" w:before="0"/>
+            </w:pPr>
+            <w:r>
+              <w:rPr>
+                <w:rFonts w:ascii="Arial" w:cs="Arial" w:eastAsia="Arial" w:hAnsi="Arial"/>
+                <w:i/>
+                <w:iCs/>
+                <w:color w:val="A6A6A6"/>
+                <w:sz w:val="22"/>
+                <w:szCs w:val="22"/>
+              </w:rPr>
+              <w:t xml:space="preserve">Single biggest delivery bottleneck and why</w:t>
+            </w:r>
+          </w:p>
+          <w:p>
+            <w:pPr>
+              <w:spacing w:after="0" w:before="0"/>
+            </w:pPr>
+          </w:p>
+          <w:p>
+            <w:pPr>
+              <w:spacing w:after="0" w:before="0"/>
+            </w:pPr>
+          </w:p>
+          <w:p>
+            <w:pPr>
+              <w:spacing w:after="240" w:before="0"/>
+            </w:pPr>
+          </w:p>
+        </w:tc>
+      </w:tr>
+    </w:tbl>
+    <w:p>
+      <w:pPr>
+        <w:spacing w:after="160" w:before="0"/>
+      </w:pPr>
+    </w:p>
+    <w:p>
+      <w:pPr>
+        <w:pBdr>
+          <w:bottom w:val="single" w:color="2E74B5" w:sz="8" w:space="4"/>
+        </w:pBdr>
+        <w:spacing w:after="200" w:before="480"/>
+      </w:pPr>
+      <w:r>
+        <w:rPr>
+          <w:rFonts w:ascii="Arial" w:cs="Arial" w:eastAsia="Arial" w:hAnsi="Arial"/>
+          <w:b/>
+          <w:bCs/>
+          <w:caps/>
+          <w:color w:val="1F4E79"/>
+          <w:sz w:val="28"/>
+          <w:szCs w:val="28"/>
+        </w:rPr>
+        <w:t xml:space="preserve">PILLAR 7  —  REVENUE MODEL AND GROWTH TRAJECTORY</w:t>
+      </w:r>
+    </w:p>
+    <w:p>
+      <w:pPr>
+        <w:spacing w:after="80" w:before="280"/>
+      </w:pPr>
+      <w:r>
+        <w:rPr>
+          <w:rFonts w:ascii="Arial" w:cs="Arial" w:eastAsia="Arial" w:hAnsi="Arial"/>
+          <w:b/>
+          <w:bCs/>
+          <w:color w:val="2E74B5"/>
+          <w:sz w:val="24"/>
+          <w:szCs w:val="24"/>
+        </w:rPr>
+        <w:t xml:space="preserve">P7.Q1  </w:t>
+      </w:r>
+      <w:r>
+        <w:rPr>
+          <w:rFonts w:ascii="Arial" w:cs="Arial" w:eastAsia="Arial" w:hAnsi="Arial"/>
+          <w:b/>
+          <w:bCs/>
+          <w:color w:val="000000"/>
+          <w:sz w:val="24"/>
+          <w:szCs w:val="24"/>
+        </w:rPr>
+        <w:t xml:space="preserve">List your current revenue streams and the approximate percentage contribution of each.</w:t>
+      </w:r>
+    </w:p>
+    <w:p>
+      <w:pPr>
+        <w:spacing w:after="100" w:before="0"/>
+      </w:pPr>
+      <w:r>
+        <w:rPr>
+          <w:rFonts w:ascii="Arial" w:cs="Arial" w:eastAsia="Arial" w:hAnsi="Arial"/>
+          <w:b/>
+          <w:bCs/>
+          <w:i/>
+          <w:iCs/>
+          <w:color w:val="595959"/>
+          <w:sz w:val="20"/>
+          <w:szCs w:val="20"/>
+        </w:rPr>
+        <w:t xml:space="preserve">Guidance:  </w:t>
+      </w:r>
+      <w:r>
+        <w:rPr>
+          <w:rFonts w:ascii="Arial" w:cs="Arial" w:eastAsia="Arial" w:hAnsi="Arial"/>
+          <w:i/>
+          <w:iCs/>
+          <w:color w:val="595959"/>
+          <w:sz w:val="20"/>
+          <w:szCs w:val="20"/>
+        </w:rPr>
+        <w:t xml:space="preserve">Example: Retainer 60%, one-off projects 30%, training/courses 10%. If you only have one stream, note that clearly.</w:t>
+      </w:r>
+    </w:p>
+    <w:tbl>
+      <w:tblPr>
+        <w:tblW w:type="dxa" w:w="9360"/>
+        <w:tblBorders>
+          <w:top w:val="single" w:color="auto" w:sz="4"/>
+          <w:left w:val="single" w:color="auto" w:sz="4"/>
+          <w:bottom w:val="single" w:color="auto" w:sz="4"/>
+          <w:right w:val="single" w:color="auto" w:sz="4"/>
+          <w:insideH w:val="single" w:color="auto" w:sz="4"/>
+          <w:insideV w:val="single" w:color="auto" w:sz="4"/>
+        </w:tblBorders>
+      </w:tblPr>
+      <w:tblGrid>
+        <w:gridCol w:w="9360"/>
+      </w:tblGrid>
+      <w:tr>
+        <w:tc>
+          <w:tcPr>
+            <w:tcW w:type="dxa" w:w="9360"/>
+            <w:shd w:fill="F2F2F2" w:color="auto" w:val="clear"/>
+            <w:tcMar>
+              <w:top w:type="dxa" w:w="80"/>
+              <w:left w:type="dxa" w:w="120"/>
+              <w:bottom w:type="dxa" w:w="80"/>
+              <w:right w:type="dxa" w:w="120"/>
+            </w:tcMar>
+          </w:tcPr>
+          <w:p>
+            <w:pPr>
+              <w:spacing w:after="0" w:before="0"/>
+            </w:pPr>
+            <w:r>
+              <w:rPr>
+                <w:rFonts w:ascii="Arial" w:cs="Arial" w:eastAsia="Arial" w:hAnsi="Arial"/>
+                <w:i/>
+                <w:iCs/>
+                <w:color w:val="A6A6A6"/>
+                <w:sz w:val="22"/>
+                <w:szCs w:val="22"/>
+              </w:rPr>
+              <w:t xml:space="preserve">Revenue stream / % contribution — e.g. Retainer 60%, Projects 30%, Training 10%</w:t>
+            </w:r>
+          </w:p>
+          <w:p>
+            <w:pPr>
+              <w:spacing w:after="0" w:before="0"/>
+            </w:pPr>
+          </w:p>
+          <w:p>
+            <w:pPr>
+              <w:spacing w:after="0" w:before="0"/>
+            </w:pPr>
+          </w:p>
+          <w:p>
+            <w:pPr>
+              <w:spacing w:after="240" w:before="0"/>
+            </w:pPr>
+          </w:p>
+        </w:tc>
+      </w:tr>
+    </w:tbl>
+    <w:p>
+      <w:pPr>
+        <w:spacing w:after="160" w:before="0"/>
+      </w:pPr>
+    </w:p>
+    <w:p>
+      <w:pPr>
+        <w:spacing w:after="80" w:before="280"/>
+      </w:pPr>
+      <w:r>
+        <w:rPr>
+          <w:rFonts w:ascii="Arial" w:cs="Arial" w:eastAsia="Arial" w:hAnsi="Arial"/>
+          <w:b/>
+          <w:bCs/>
+          <w:color w:val="2E74B5"/>
+          <w:sz w:val="24"/>
+          <w:szCs w:val="24"/>
+        </w:rPr>
+        <w:t xml:space="preserve">P7.Q2  </w:t>
+      </w:r>
+      <w:r>
+        <w:rPr>
+          <w:rFonts w:ascii="Arial" w:cs="Arial" w:eastAsia="Arial" w:hAnsi="Arial"/>
+          <w:b/>
+          <w:bCs/>
+          <w:color w:val="000000"/>
+          <w:sz w:val="24"/>
+          <w:szCs w:val="24"/>
+        </w:rPr>
+        <w:t xml:space="preserve">What was your total revenue in the last 12 months, and what is your target for the next 12?</w:t>
+      </w:r>
+    </w:p>
+    <w:p>
+      <w:pPr>
+        <w:spacing w:after="100" w:before="0"/>
+      </w:pPr>
+      <w:r>
+        <w:rPr>
+          <w:rFonts w:ascii="Arial" w:cs="Arial" w:eastAsia="Arial" w:hAnsi="Arial"/>
+          <w:b/>
+          <w:bCs/>
+          <w:i/>
+          <w:iCs/>
+          <w:color w:val="595959"/>
+          <w:sz w:val="20"/>
+          <w:szCs w:val="20"/>
+        </w:rPr>
+        <w:t xml:space="preserve">Guidance:  </w:t>
+      </w:r>
+      <w:r>
+        <w:rPr>
+          <w:rFonts w:ascii="Arial" w:cs="Arial" w:eastAsia="Arial" w:hAnsi="Arial"/>
+          <w:i/>
+          <w:iCs/>
+          <w:color w:val="595959"/>
+          <w:sz w:val="20"/>
+          <w:szCs w:val="20"/>
+        </w:rPr>
+        <w:t xml:space="preserve">Exact or approximate figures in £. If revenue varies significantly month-to-month, note the range.</w:t>
+      </w:r>
+    </w:p>
+    <w:tbl>
+      <w:tblPr>
+        <w:tblW w:type="dxa" w:w="9360"/>
+        <w:tblBorders>
+          <w:top w:val="single" w:color="auto" w:sz="4"/>
+          <w:left w:val="single" w:color="auto" w:sz="4"/>
+          <w:bottom w:val="single" w:color="auto" w:sz="4"/>
+          <w:right w:val="single" w:color="auto" w:sz="4"/>
+          <w:insideH w:val="single" w:color="auto" w:sz="4"/>
+          <w:insideV w:val="single" w:color="auto" w:sz="4"/>
+        </w:tblBorders>
+      </w:tblPr>
+      <w:tblGrid>
+        <w:gridCol w:w="9360"/>
+      </w:tblGrid>
+      <w:tr>
+        <w:tc>
+          <w:tcPr>
+            <w:tcW w:type="dxa" w:w="9360"/>
+            <w:shd w:fill="F2F2F2" w:color="auto" w:val="clear"/>
+            <w:tcMar>
+              <w:top w:type="dxa" w:w="80"/>
+              <w:left w:type="dxa" w:w="120"/>
+              <w:bottom w:type="dxa" w:w="80"/>
+              <w:right w:type="dxa" w:w="120"/>
+            </w:tcMar>
+          </w:tcPr>
+          <w:p>
+            <w:pPr>
+              <w:spacing w:after="0" w:before="0"/>
+            </w:pPr>
+            <w:r>
+              <w:rPr>
+                <w:rFonts w:ascii="Arial" w:cs="Arial" w:eastAsia="Arial" w:hAnsi="Arial"/>
+                <w:i/>
+                <w:iCs/>
+                <w:color w:val="A6A6A6"/>
+                <w:sz w:val="22"/>
+                <w:szCs w:val="22"/>
+              </w:rPr>
+              <w:t xml:space="preserve">Last 12 months revenue £ / Target next 12 months £</w:t>
+            </w:r>
+          </w:p>
+          <w:p>
+            <w:pPr>
+              <w:spacing w:after="0" w:before="0"/>
+            </w:pPr>
+          </w:p>
+          <w:p>
+            <w:pPr>
+              <w:spacing w:after="0" w:before="0"/>
+            </w:pPr>
+          </w:p>
+          <w:p>
+            <w:pPr>
+              <w:spacing w:after="240" w:before="0"/>
+            </w:pPr>
+          </w:p>
+        </w:tc>
+      </w:tr>
+    </w:tbl>
+    <w:p>
+      <w:pPr>
+        <w:spacing w:after="160" w:before="0"/>
+      </w:pPr>
+    </w:p>
+    <w:p>
+      <w:pPr>
+        <w:spacing w:after="80" w:before="280"/>
+      </w:pPr>
+      <w:r>
+        <w:rPr>
+          <w:rFonts w:ascii="Arial" w:cs="Arial" w:eastAsia="Arial" w:hAnsi="Arial"/>
+          <w:b/>
+          <w:bCs/>
+          <w:color w:val="2E74B5"/>
+          <w:sz w:val="24"/>
+          <w:szCs w:val="24"/>
+        </w:rPr>
+        <w:t xml:space="preserve">P7.Q3  </w:t>
+      </w:r>
+      <w:r>
+        <w:rPr>
+          <w:rFonts w:ascii="Arial" w:cs="Arial" w:eastAsia="Arial" w:hAnsi="Arial"/>
+          <w:b/>
+          <w:bCs/>
+          <w:color w:val="000000"/>
+          <w:sz w:val="24"/>
+          <w:szCs w:val="24"/>
+        </w:rPr>
+        <w:t xml:space="preserve">Do you offer recurring or retainer contracts? What is your average contract length and monthly churn rate?</w:t>
+      </w:r>
+    </w:p>
+    <w:p>
+      <w:pPr>
+        <w:spacing w:after="100" w:before="0"/>
+      </w:pPr>
+      <w:r>
+        <w:rPr>
+          <w:rFonts w:ascii="Arial" w:cs="Arial" w:eastAsia="Arial" w:hAnsi="Arial"/>
+          <w:b/>
+          <w:bCs/>
+          <w:i/>
+          <w:iCs/>
+          <w:color w:val="595959"/>
+          <w:sz w:val="20"/>
+          <w:szCs w:val="20"/>
+        </w:rPr>
+        <w:t xml:space="preserve">Guidance:  </w:t>
+      </w:r>
+      <w:r>
+        <w:rPr>
+          <w:rFonts w:ascii="Arial" w:cs="Arial" w:eastAsia="Arial" w:hAnsi="Arial"/>
+          <w:i/>
+          <w:iCs/>
+          <w:color w:val="595959"/>
+          <w:sz w:val="20"/>
+          <w:szCs w:val="20"/>
+        </w:rPr>
+        <w:t xml:space="preserve">If you do not track churn formally, estimate: how many clients cancel per quarter out of your total active client base?</w:t>
+      </w:r>
+    </w:p>
+    <w:tbl>
+      <w:tblPr>
+        <w:tblW w:type="dxa" w:w="9360"/>
+        <w:tblBorders>
+          <w:top w:val="single" w:color="auto" w:sz="4"/>
+          <w:left w:val="single" w:color="auto" w:sz="4"/>
+          <w:bottom w:val="single" w:color="auto" w:sz="4"/>
+          <w:right w:val="single" w:color="auto" w:sz="4"/>
+          <w:insideH w:val="single" w:color="auto" w:sz="4"/>
+          <w:insideV w:val="single" w:color="auto" w:sz="4"/>
+        </w:tblBorders>
+      </w:tblPr>
+      <w:tblGrid>
+        <w:gridCol w:w="9360"/>
+      </w:tblGrid>
+      <w:tr>
+        <w:tc>
+          <w:tcPr>
+            <w:tcW w:type="dxa" w:w="9360"/>
+            <w:shd w:fill="F2F2F2" w:color="auto" w:val="clear"/>
+            <w:tcMar>
+              <w:top w:type="dxa" w:w="80"/>
+              <w:left w:type="dxa" w:w="120"/>
+              <w:bottom w:type="dxa" w:w="80"/>
+              <w:right w:type="dxa" w:w="120"/>
+            </w:tcMar>
+          </w:tcPr>
+          <w:p>
+            <w:pPr>
+              <w:spacing w:after="0" w:before="0"/>
+            </w:pPr>
+            <w:r>
+              <w:rPr>
+                <w:rFonts w:ascii="Arial" w:cs="Arial" w:eastAsia="Arial" w:hAnsi="Arial"/>
+                <w:i/>
+                <w:iCs/>
+                <w:color w:val="A6A6A6"/>
+                <w:sz w:val="22"/>
+                <w:szCs w:val="22"/>
+              </w:rPr>
+              <w:t xml:space="preserve">Contract type / average length in months / monthly churn % or estimate</w:t>
+            </w:r>
+          </w:p>
+          <w:p>
+            <w:pPr>
+              <w:spacing w:after="0" w:before="0"/>
+            </w:pPr>
+          </w:p>
+          <w:p>
+            <w:pPr>
+              <w:spacing w:after="0" w:before="0"/>
+            </w:pPr>
+          </w:p>
+          <w:p>
+            <w:pPr>
+              <w:spacing w:after="240" w:before="0"/>
+            </w:pPr>
+          </w:p>
+        </w:tc>
+      </w:tr>
+    </w:tbl>
+    <w:p>
+      <w:pPr>
+        <w:spacing w:after="160" w:before="0"/>
+      </w:pPr>
+    </w:p>
+    <w:p>
+      <w:pPr>
+        <w:pBdr>
+          <w:bottom w:val="single" w:color="2E74B5" w:sz="8" w:space="4"/>
+        </w:pBdr>
+        <w:spacing w:after="200" w:before="480"/>
+      </w:pPr>
+      <w:r>
+        <w:rPr>
+          <w:rFonts w:ascii="Arial" w:cs="Arial" w:eastAsia="Arial" w:hAnsi="Arial"/>
+          <w:b/>
+          <w:bCs/>
+          <w:caps/>
+          <w:color w:val="1F4E79"/>
+          <w:sz w:val="28"/>
+          <w:szCs w:val="28"/>
+        </w:rPr>
+        <w:t xml:space="preserve">PILLAR 8  —  CLIENT EDUCATION AND RETENTION</w:t>
+      </w:r>
+    </w:p>
+    <w:p>
+      <w:pPr>
+        <w:spacing w:after="80" w:before="280"/>
+      </w:pPr>
+      <w:r>
+        <w:rPr>
+          <w:rFonts w:ascii="Arial" w:cs="Arial" w:eastAsia="Arial" w:hAnsi="Arial"/>
+          <w:b/>
+          <w:bCs/>
+          <w:color w:val="2E74B5"/>
+          <w:sz w:val="24"/>
+          <w:szCs w:val="24"/>
+        </w:rPr>
+        <w:t xml:space="preserve">P8.Q1  </w:t>
+      </w:r>
+      <w:r>
+        <w:rPr>
+          <w:rFonts w:ascii="Arial" w:cs="Arial" w:eastAsia="Arial" w:hAnsi="Arial"/>
+          <w:b/>
+          <w:bCs/>
+          <w:color w:val="000000"/>
+          <w:sz w:val="24"/>
+          <w:szCs w:val="24"/>
+        </w:rPr>
+        <w:t xml:space="preserve">What structured onboarding, training, or education do you provide to clients after they sign?</w:t>
+      </w:r>
+    </w:p>
+    <w:p>
+      <w:pPr>
+        <w:spacing w:after="100" w:before="0"/>
+      </w:pPr>
+      <w:r>
+        <w:rPr>
+          <w:rFonts w:ascii="Arial" w:cs="Arial" w:eastAsia="Arial" w:hAnsi="Arial"/>
+          <w:b/>
+          <w:bCs/>
+          <w:i/>
+          <w:iCs/>
+          <w:color w:val="595959"/>
+          <w:sz w:val="20"/>
+          <w:szCs w:val="20"/>
+        </w:rPr>
+        <w:t xml:space="preserve">Guidance:  </w:t>
+      </w:r>
+      <w:r>
+        <w:rPr>
+          <w:rFonts w:ascii="Arial" w:cs="Arial" w:eastAsia="Arial" w:hAnsi="Arial"/>
+          <w:i/>
+          <w:iCs/>
+          <w:color w:val="595959"/>
+          <w:sz w:val="20"/>
+          <w:szCs w:val="20"/>
+        </w:rPr>
+        <w:t xml:space="preserve">Include kick-off calls, welcome sequences, resource libraries, portal access, check-in cadence. ‘Nothing formal’ is a valid answer.</w:t>
+      </w:r>
+    </w:p>
+    <w:tbl>
+      <w:tblPr>
+        <w:tblW w:type="dxa" w:w="9360"/>
+        <w:tblBorders>
+          <w:top w:val="single" w:color="auto" w:sz="4"/>
+          <w:left w:val="single" w:color="auto" w:sz="4"/>
+          <w:bottom w:val="single" w:color="auto" w:sz="4"/>
+          <w:right w:val="single" w:color="auto" w:sz="4"/>
+          <w:insideH w:val="single" w:color="auto" w:sz="4"/>
+          <w:insideV w:val="single" w:color="auto" w:sz="4"/>
+        </w:tblBorders>
+      </w:tblPr>
+      <w:tblGrid>
+        <w:gridCol w:w="9360"/>
+      </w:tblGrid>
+      <w:tr>
+        <w:tc>
+          <w:tcPr>
+            <w:tcW w:type="dxa" w:w="9360"/>
+            <w:shd w:fill="F2F2F2" w:color="auto" w:val="clear"/>
+            <w:tcMar>
+              <w:top w:type="dxa" w:w="80"/>
+              <w:left w:type="dxa" w:w="120"/>
+              <w:bottom w:type="dxa" w:w="80"/>
+              <w:right w:type="dxa" w:w="120"/>
+            </w:tcMar>
+          </w:tcPr>
+          <w:p>
+            <w:pPr>
+              <w:spacing w:after="0" w:before="0"/>
+            </w:pPr>
+            <w:r>
+              <w:rPr>
+                <w:rFonts w:ascii="Arial" w:cs="Arial" w:eastAsia="Arial" w:hAnsi="Arial"/>
+                <w:i/>
+                <w:iCs/>
+                <w:color w:val="A6A6A6"/>
+                <w:sz w:val="22"/>
+                <w:szCs w:val="22"/>
+              </w:rPr>
+              <w:t xml:space="preserve">Structured education / onboarding steps provided after sign-up</w:t>
+            </w:r>
+          </w:p>
+          <w:p>
+            <w:pPr>
+              <w:spacing w:after="0" w:before="0"/>
+            </w:pPr>
+          </w:p>
+          <w:p>
+            <w:pPr>
+              <w:spacing w:after="0" w:before="0"/>
+            </w:pPr>
+          </w:p>
+          <w:p>
+            <w:pPr>
+              <w:spacing w:after="240" w:before="0"/>
+            </w:pPr>
+          </w:p>
+        </w:tc>
+      </w:tr>
+    </w:tbl>
+    <w:p>
+      <w:pPr>
+        <w:spacing w:after="160" w:before="0"/>
+      </w:pPr>
+    </w:p>
+    <w:p>
+      <w:pPr>
+        <w:spacing w:after="80" w:before="280"/>
+      </w:pPr>
+      <w:r>
+        <w:rPr>
+          <w:rFonts w:ascii="Arial" w:cs="Arial" w:eastAsia="Arial" w:hAnsi="Arial"/>
+          <w:b/>
+          <w:bCs/>
+          <w:color w:val="2E74B5"/>
+          <w:sz w:val="24"/>
+          <w:szCs w:val="24"/>
+        </w:rPr>
+        <w:t xml:space="preserve">P8.Q2  </w:t>
+      </w:r>
+      <w:r>
+        <w:rPr>
+          <w:rFonts w:ascii="Arial" w:cs="Arial" w:eastAsia="Arial" w:hAnsi="Arial"/>
+          <w:b/>
+          <w:bCs/>
+          <w:color w:val="000000"/>
+          <w:sz w:val="24"/>
+          <w:szCs w:val="24"/>
+        </w:rPr>
+        <w:t xml:space="preserve">How do you identify and manage at-risk clients? What is your average client lifespan in months?</w:t>
+      </w:r>
+    </w:p>
+    <w:p>
+      <w:pPr>
+        <w:spacing w:after="100" w:before="0"/>
+      </w:pPr>
+      <w:r>
+        <w:rPr>
+          <w:rFonts w:ascii="Arial" w:cs="Arial" w:eastAsia="Arial" w:hAnsi="Arial"/>
+          <w:b/>
+          <w:bCs/>
+          <w:i/>
+          <w:iCs/>
+          <w:color w:val="595959"/>
+          <w:sz w:val="20"/>
+          <w:szCs w:val="20"/>
+        </w:rPr>
+        <w:t xml:space="preserve">Guidance:  </w:t>
+      </w:r>
+      <w:r>
+        <w:rPr>
+          <w:rFonts w:ascii="Arial" w:cs="Arial" w:eastAsia="Arial" w:hAnsi="Arial"/>
+          <w:i/>
+          <w:iCs/>
+          <w:color w:val="595959"/>
+          <w:sz w:val="20"/>
+          <w:szCs w:val="20"/>
+        </w:rPr>
+        <w:t xml:space="preserve">Name your early-warning signals: missed calls, low engagement, payment delays, complaints. Describe what action you take when you spot them.</w:t>
+      </w:r>
+    </w:p>
+    <w:tbl>
+      <w:tblPr>
+        <w:tblW w:type="dxa" w:w="9360"/>
+        <w:tblBorders>
+          <w:top w:val="single" w:color="auto" w:sz="4"/>
+          <w:left w:val="single" w:color="auto" w:sz="4"/>
+          <w:bottom w:val="single" w:color="auto" w:sz="4"/>
+          <w:right w:val="single" w:color="auto" w:sz="4"/>
+          <w:insideH w:val="single" w:color="auto" w:sz="4"/>
+          <w:insideV w:val="single" w:color="auto" w:sz="4"/>
+        </w:tblBorders>
+      </w:tblPr>
+      <w:tblGrid>
+        <w:gridCol w:w="9360"/>
+      </w:tblGrid>
+      <w:tr>
+        <w:tc>
+          <w:tcPr>
+            <w:tcW w:type="dxa" w:w="9360"/>
+            <w:shd w:fill="F2F2F2" w:color="auto" w:val="clear"/>
+            <w:tcMar>
+              <w:top w:type="dxa" w:w="80"/>
+              <w:left w:type="dxa" w:w="120"/>
+              <w:bottom w:type="dxa" w:w="80"/>
+              <w:right w:type="dxa" w:w="120"/>
+            </w:tcMar>
+          </w:tcPr>
+          <w:p>
+            <w:pPr>
+              <w:spacing w:after="0" w:before="0"/>
+            </w:pPr>
+            <w:r>
+              <w:rPr>
+                <w:rFonts w:ascii="Arial" w:cs="Arial" w:eastAsia="Arial" w:hAnsi="Arial"/>
+                <w:i/>
+                <w:iCs/>
+                <w:color w:val="A6A6A6"/>
+                <w:sz w:val="22"/>
+                <w:szCs w:val="22"/>
+              </w:rPr>
+              <w:t xml:space="preserve">At-risk signals / management process / average client lifespan in months</w:t>
+            </w:r>
+          </w:p>
+          <w:p>
+            <w:pPr>
+              <w:spacing w:after="0" w:before="0"/>
+            </w:pPr>
+          </w:p>
+          <w:p>
+            <w:pPr>
+              <w:spacing w:after="0" w:before="0"/>
+            </w:pPr>
+          </w:p>
+          <w:p>
+            <w:pPr>
+              <w:spacing w:after="240" w:before="0"/>
+            </w:pPr>
+          </w:p>
+        </w:tc>
+      </w:tr>
+    </w:tbl>
+    <w:p>
+      <w:pPr>
+        <w:spacing w:after="160" w:before="0"/>
+      </w:pPr>
+    </w:p>
+    <w:p>
+      <w:pPr>
+        <w:pBdr>
+          <w:bottom w:val="single" w:color="2E74B5" w:sz="8" w:space="4"/>
+        </w:pBdr>
+        <w:spacing w:after="200" w:before="480"/>
+      </w:pPr>
+      <w:r>
+        <w:rPr>
+          <w:rFonts w:ascii="Arial" w:cs="Arial" w:eastAsia="Arial" w:hAnsi="Arial"/>
+          <w:b/>
+          <w:bCs/>
+          <w:caps/>
+          <w:color w:val="1F4E79"/>
+          <w:sz w:val="28"/>
+          <w:szCs w:val="28"/>
+        </w:rPr>
+        <w:t xml:space="preserve">PILLAR 9  —  REGULATORY AND COMPLIANCE EXPOSURE</w:t>
+      </w:r>
+    </w:p>
+    <w:p>
+      <w:pPr>
+        <w:spacing w:after="80" w:before="280"/>
+      </w:pPr>
+      <w:r>
+        <w:rPr>
+          <w:rFonts w:ascii="Arial" w:cs="Arial" w:eastAsia="Arial" w:hAnsi="Arial"/>
+          <w:b/>
+          <w:bCs/>
+          <w:color w:val="2E74B5"/>
+          <w:sz w:val="24"/>
+          <w:szCs w:val="24"/>
+        </w:rPr>
+        <w:t xml:space="preserve">P9.Q1  </w:t>
+      </w:r>
+      <w:r>
+        <w:rPr>
+          <w:rFonts w:ascii="Arial" w:cs="Arial" w:eastAsia="Arial" w:hAnsi="Arial"/>
+          <w:b/>
+          <w:bCs/>
+          <w:color w:val="000000"/>
+          <w:sz w:val="24"/>
+          <w:szCs w:val="24"/>
+        </w:rPr>
+        <w:t xml:space="preserve">What sector do you operate in? (CQC / MHRA / FCA / SRA / Ofsted / General)</w:t>
+      </w:r>
+    </w:p>
+    <w:p>
+      <w:pPr>
+        <w:spacing w:after="100" w:before="0"/>
+      </w:pPr>
+      <w:r>
+        <w:rPr>
+          <w:rFonts w:ascii="Arial" w:cs="Arial" w:eastAsia="Arial" w:hAnsi="Arial"/>
+          <w:b/>
+          <w:bCs/>
+          <w:i/>
+          <w:iCs/>
+          <w:color w:val="595959"/>
+          <w:sz w:val="20"/>
+          <w:szCs w:val="20"/>
+        </w:rPr>
+        <w:t xml:space="preserve">Guidance:  </w:t>
+      </w:r>
+      <w:r>
+        <w:rPr>
+          <w:rFonts w:ascii="Arial" w:cs="Arial" w:eastAsia="Arial" w:hAnsi="Arial"/>
+          <w:i/>
+          <w:iCs/>
+          <w:color w:val="595959"/>
+          <w:sz w:val="20"/>
+          <w:szCs w:val="20"/>
+        </w:rPr>
+        <w:t xml:space="preserve">Your sector determines which regulatory frameworks apply (CQC, MHRA, FCA, SRA, Ofsted, etc.). This is mandatory for compliance analysis.</w:t>
+      </w:r>
+    </w:p>
+    <w:tbl>
+      <w:tblPr>
+        <w:tblW w:type="dxa" w:w="9360"/>
+        <w:tblBorders>
+          <w:top w:val="single" w:color="auto" w:sz="4"/>
+          <w:left w:val="single" w:color="auto" w:sz="4"/>
+          <w:bottom w:val="single" w:color="auto" w:sz="4"/>
+          <w:right w:val="single" w:color="auto" w:sz="4"/>
+          <w:insideH w:val="single" w:color="auto" w:sz="4"/>
+          <w:insideV w:val="single" w:color="auto" w:sz="4"/>
+        </w:tblBorders>
+      </w:tblPr>
+      <w:tblGrid>
+        <w:gridCol w:w="9360"/>
+      </w:tblGrid>
+      <w:tr>
+        <w:tc>
+          <w:tcPr>
+            <w:tcW w:type="dxa" w:w="9360"/>
+            <w:shd w:fill="F2F2F2" w:color="auto" w:val="clear"/>
+            <w:tcMar>
+              <w:top w:type="dxa" w:w="80"/>
+              <w:left w:type="dxa" w:w="120"/>
+              <w:bottom w:type="dxa" w:w="80"/>
+              <w:right w:type="dxa" w:w="120"/>
+            </w:tcMar>
+          </w:tcPr>
+          <w:p>
+            <w:pPr>
+              <w:spacing w:after="0" w:before="0"/>
+            </w:pPr>
+            <w:r>
+              <w:rPr>
+                <w:rFonts w:ascii="Arial" w:cs="Arial" w:eastAsia="Arial" w:hAnsi="Arial"/>
+                <w:i/>
+                <w:iCs/>
+                <w:color w:val="A6A6A6"/>
+                <w:sz w:val="22"/>
+                <w:szCs w:val="22"/>
+              </w:rPr>
+              <w:t xml:space="preserve">Select your sector and describe any known regulatory obligations</w:t>
+            </w:r>
+          </w:p>
+          <w:p>
+            <w:pPr>
+              <w:spacing w:after="0" w:before="0"/>
+            </w:pPr>
+          </w:p>
+          <w:p>
+            <w:pPr>
+              <w:spacing w:after="0" w:before="0"/>
+            </w:pPr>
+          </w:p>
+          <w:p>
+            <w:pPr>
+              <w:spacing w:after="240" w:before="0"/>
+            </w:pPr>
+          </w:p>
+        </w:tc>
+      </w:tr>
+    </w:tbl>
+    <w:p>
+      <w:pPr>
+        <w:spacing w:after="160" w:before="0"/>
+      </w:pPr>
+    </w:p>
+    <w:p>
+      <w:pPr>
+        <w:spacing w:after="80" w:before="280"/>
+      </w:pPr>
+      <w:r>
+        <w:rPr>
+          <w:rFonts w:ascii="Arial" w:cs="Arial" w:eastAsia="Arial" w:hAnsi="Arial"/>
+          <w:b/>
+          <w:bCs/>
+          <w:color w:val="2E74B5"/>
+          <w:sz w:val="24"/>
+          <w:szCs w:val="24"/>
+        </w:rPr>
+        <w:t xml:space="preserve">P9.Q2  </w:t>
+      </w:r>
+      <w:r>
+        <w:rPr>
+          <w:rFonts w:ascii="Arial" w:cs="Arial" w:eastAsia="Arial" w:hAnsi="Arial"/>
+          <w:b/>
+          <w:bCs/>
+          <w:color w:val="000000"/>
+          <w:sz w:val="24"/>
+          <w:szCs w:val="24"/>
+        </w:rPr>
+        <w:t xml:space="preserve">Do you make guarantees or promises of specific results in your marketing or contracts? Describe them exactly.</w:t>
+      </w:r>
+    </w:p>
+    <w:p>
+      <w:pPr>
+        <w:spacing w:after="100" w:before="0"/>
+      </w:pPr>
+      <w:r>
+        <w:rPr>
+          <w:rFonts w:ascii="Arial" w:cs="Arial" w:eastAsia="Arial" w:hAnsi="Arial"/>
+          <w:b/>
+          <w:bCs/>
+          <w:i/>
+          <w:iCs/>
+          <w:color w:val="595959"/>
+          <w:sz w:val="20"/>
+          <w:szCs w:val="20"/>
+        </w:rPr>
+        <w:t xml:space="preserve">Guidance:  </w:t>
+      </w:r>
+      <w:r>
+        <w:rPr>
+          <w:rFonts w:ascii="Arial" w:cs="Arial" w:eastAsia="Arial" w:hAnsi="Arial"/>
+          <w:i/>
+          <w:iCs/>
+          <w:color w:val="595959"/>
+          <w:sz w:val="20"/>
+          <w:szCs w:val="20"/>
+        </w:rPr>
+        <w:t xml:space="preserve">Copy the exact wording from your sales page, ads, or contract. Vague answers make compliance review impossible. ‘We guarantee results’ is not enough.</w:t>
+      </w:r>
+    </w:p>
+    <w:tbl>
+      <w:tblPr>
+        <w:tblW w:type="dxa" w:w="9360"/>
+        <w:tblBorders>
+          <w:top w:val="single" w:color="auto" w:sz="4"/>
+          <w:left w:val="single" w:color="auto" w:sz="4"/>
+          <w:bottom w:val="single" w:color="auto" w:sz="4"/>
+          <w:right w:val="single" w:color="auto" w:sz="4"/>
+          <w:insideH w:val="single" w:color="auto" w:sz="4"/>
+          <w:insideV w:val="single" w:color="auto" w:sz="4"/>
+        </w:tblBorders>
+      </w:tblPr>
+      <w:tblGrid>
+        <w:gridCol w:w="9360"/>
+      </w:tblGrid>
+      <w:tr>
+        <w:tc>
+          <w:tcPr>
+            <w:tcW w:type="dxa" w:w="9360"/>
+            <w:shd w:fill="F2F2F2" w:color="auto" w:val="clear"/>
+            <w:tcMar>
+              <w:top w:type="dxa" w:w="80"/>
+              <w:left w:type="dxa" w:w="120"/>
+              <w:bottom w:type="dxa" w:w="80"/>
+              <w:right w:type="dxa" w:w="120"/>
+            </w:tcMar>
+          </w:tcPr>
+          <w:p>
+            <w:pPr>
+              <w:spacing w:after="0" w:before="0"/>
+            </w:pPr>
+            <w:r>
+              <w:rPr>
+                <w:rFonts w:ascii="Arial" w:cs="Arial" w:eastAsia="Arial" w:hAnsi="Arial"/>
+                <w:i/>
+                <w:iCs/>
+                <w:color w:val="A6A6A6"/>
+                <w:sz w:val="22"/>
+                <w:szCs w:val="22"/>
+              </w:rPr>
+              <w:t xml:space="preserve">Exact wording of any guarantees or specific result promises, or ‘None’</w:t>
+            </w:r>
+          </w:p>
+          <w:p>
+            <w:pPr>
+              <w:spacing w:after="0" w:before="0"/>
+            </w:pPr>
+          </w:p>
+          <w:p>
+            <w:pPr>
+              <w:spacing w:after="0" w:before="0"/>
+            </w:pPr>
+          </w:p>
+          <w:p>
+            <w:pPr>
+              <w:spacing w:after="240" w:before="0"/>
+            </w:pPr>
+          </w:p>
+        </w:tc>
+      </w:tr>
+    </w:tbl>
+    <w:p>
+      <w:pPr>
+        <w:spacing w:after="160" w:before="0"/>
+      </w:pPr>
     </w:p>
     <w:sectPr>
-      <w:pgSz w:w="11906" w:h="16838" w:orient="portrait"/>
+      <w:pgSz w:w="12240" w:h="15840" w:orient="portrait"/>
       <w:pgMar w:top="1440" w:right="1440" w:bottom="1440" w:left="1440" w:header="708" w:footer="708" w:gutter="0"/>
       <w:pgNumType/>
       <w:docGrid w:linePitch="360"/>
@@ -304,8 +3298,19 @@
 <file path=word/styles.xml><?xml version="1.0" encoding="utf-8"?>
 <w:styles xmlns:mc="http://schemas.openxmlformats.org/markup-compatibility/2006" xmlns:r="http://schemas.openxmlformats.org/officeDocument/2006/relationships" xmlns:w="http://schemas.openxmlformats.org/wordprocessingml/2006/main" xmlns:w14="http://schemas.microsoft.com/office/word/2010/wordml" xmlns:w15="http://schemas.microsoft.com/office/word/2012/wordml" mc:Ignorable="w14 w15">
   <w:docDefaults>
-    <w:rPrDefault/>
-    <w:pPrDefault/>
+    <w:rPrDefault>
+      <w:rPr>
+        <w:rFonts w:ascii="Arial" w:cs="Arial" w:eastAsia="Arial" w:hAnsi="Arial"/>
+        <w:color w:val="000000"/>
+        <w:sz w:val="22"/>
+        <w:szCs w:val="22"/>
+      </w:rPr>
+    </w:rPrDefault>
+    <w:pPrDefault>
+      <w:pPr>
+        <w:spacing w:line="276"/>
+      </w:pPr>
+    </w:pPrDefault>
   </w:docDefaults>
   <w:style w:type="paragraph" w:styleId="Title">
     <w:name w:val="Title"/>

--- a/public/CinaTech_Client_Onboarding_Template.docx
+++ b/public/CinaTech_Client_Onboarding_Template.docx
@@ -56,7 +56,7 @@
           <w:sz w:val="22"/>
           <w:szCs w:val="22"/>
         </w:rPr>
-        <w:t xml:space="preserve">Complete all 23 questions before submitting.</w:t>
+        <w:t xml:space="preserve">Complete all 24 questions before submitting.</w:t>
       </w:r>
     </w:p>
     <w:p>
@@ -2559,6 +2559,128 @@
                 <w:szCs w:val="22"/>
               </w:rPr>
               <w:t xml:space="preserve">Contract type / average length in months / monthly churn % or estimate</w:t>
+            </w:r>
+          </w:p>
+          <w:p>
+            <w:pPr>
+              <w:spacing w:after="0" w:before="0"/>
+            </w:pPr>
+          </w:p>
+          <w:p>
+            <w:pPr>
+              <w:spacing w:after="0" w:before="0"/>
+            </w:pPr>
+          </w:p>
+          <w:p>
+            <w:pPr>
+              <w:spacing w:after="240" w:before="0"/>
+            </w:pPr>
+          </w:p>
+        </w:tc>
+      </w:tr>
+    </w:tbl>
+    <w:p>
+      <w:pPr>
+        <w:spacing w:after="160" w:before="0"/>
+      </w:pPr>
+    </w:p>
+    <w:p>
+      <w:pPr>
+        <w:spacing w:after="80" w:before="280"/>
+      </w:pPr>
+      <w:r>
+        <w:rPr>
+          <w:rFonts w:ascii="Arial" w:cs="Arial" w:eastAsia="Arial" w:hAnsi="Arial"/>
+          <w:b/>
+          <w:bCs/>
+          <w:color w:val="2E74B5"/>
+          <w:sz w:val="24"/>
+          <w:szCs w:val="24"/>
+        </w:rPr>
+        <w:t xml:space="preserve">P7.Q4  </w:t>
+      </w:r>
+      <w:r>
+        <w:rPr>
+          <w:rFonts w:ascii="Arial" w:cs="Arial" w:eastAsia="Arial" w:hAnsi="Arial"/>
+          <w:b/>
+          <w:bCs/>
+          <w:color w:val="000000"/>
+          <w:sz w:val="24"/>
+          <w:szCs w:val="24"/>
+        </w:rPr>
+        <w:t xml:space="preserve">How is your service or product currently priced? Please include your pricing structure, any tiers or packages you offer, and how you arrived at these prices (e.g. cost-plus, value-based, competitor benchmarking).</w:t>
+      </w:r>
+    </w:p>
+    <w:p>
+      <w:pPr>
+        <w:spacing w:after="100" w:before="0"/>
+      </w:pPr>
+      <w:r>
+        <w:rPr>
+          <w:rFonts w:ascii="Arial" w:cs="Arial" w:eastAsia="Arial" w:hAnsi="Arial"/>
+          <w:b/>
+          <w:bCs/>
+          <w:i/>
+          <w:iCs/>
+          <w:color w:val="595959"/>
+          <w:sz w:val="20"/>
+          <w:szCs w:val="20"/>
+        </w:rPr>
+        <w:t xml:space="preserve">Guidance:  </w:t>
+      </w:r>
+      <w:r>
+        <w:rPr>
+          <w:rFonts w:ascii="Arial" w:cs="Arial" w:eastAsia="Arial" w:hAnsi="Arial"/>
+          <w:i/>
+          <w:iCs/>
+          <w:color w:val="595959"/>
+          <w:sz w:val="20"/>
+          <w:szCs w:val="20"/>
+        </w:rPr>
+        <w:t xml:space="preserve">Include specific price points or ranges if possible. Note whether prices are fixed or negotiated, and whether they differ by client type or volume.</w:t>
+      </w:r>
+    </w:p>
+    <w:tbl>
+      <w:tblPr>
+        <w:tblW w:type="dxa" w:w="9360"/>
+        <w:tblBorders>
+          <w:top w:val="single" w:color="auto" w:sz="4"/>
+          <w:left w:val="single" w:color="auto" w:sz="4"/>
+          <w:bottom w:val="single" w:color="auto" w:sz="4"/>
+          <w:right w:val="single" w:color="auto" w:sz="4"/>
+          <w:insideH w:val="single" w:color="auto" w:sz="4"/>
+          <w:insideV w:val="single" w:color="auto" w:sz="4"/>
+        </w:tblBorders>
+      </w:tblPr>
+      <w:tblGrid>
+        <w:gridCol w:w="9360"/>
+      </w:tblGrid>
+      <w:tr>
+        <w:tc>
+          <w:tcPr>
+            <w:tcW w:type="dxa" w:w="9360"/>
+            <w:shd w:fill="F2F2F2" w:color="auto" w:val="clear"/>
+            <w:tcMar>
+              <w:top w:type="dxa" w:w="80"/>
+              <w:left w:type="dxa" w:w="120"/>
+              <w:bottom w:type="dxa" w:w="80"/>
+              <w:right w:type="dxa" w:w="120"/>
+            </w:tcMar>
+          </w:tcPr>
+          <w:p>
+            <w:pPr>
+              <w:spacing w:after="0" w:before="0"/>
+            </w:pPr>
+            <w:r>
+              <w:rPr>
+                <w:rFonts w:ascii="Arial" w:cs="Arial" w:eastAsia="Arial" w:hAnsi="Arial"/>
+                <w:i/>
+                <w:iCs/>
+                <w:color w:val="A6A6A6"/>
+                <w:sz w:val="22"/>
+                <w:szCs w:val="22"/>
+              </w:rPr>
+              <w:t xml:space="preserve">Pricing model / tier or package names and prices / rationale for pricing approach</w:t>
             </w:r>
           </w:p>
           <w:p>
